--- a/docs/studyguides/trigonometry-degrees.docx
+++ b/docs/studyguides/trigonometry-degrees.docx
@@ -52,7 +52,7 @@
         </w:rPr>
         <w:t xml:space="preserve"> </w:t>
       </w:r>
-      <w:hyperlink r:id="rId20">
+      <w:hyperlink r:id="rId9">
         <w:r>
           <w:rPr>
             <w:rStyle w:val="Hyperlink"/>
@@ -70,7 +70,7 @@
         <w:t xml:space="preserve">.</w:t>
       </w:r>
     </w:p>
-    <w:bookmarkStart w:id="21" w:name="what-is-trigonometry"/>
+    <w:bookmarkStart w:id="10" w:name="what-is-trigonometry"/>
     <w:p>
       <w:pPr>
         <w:pStyle w:val="Heading1"/>
@@ -153,8 +153,8 @@
         <w:t xml:space="preserve">)).</w:t>
       </w:r>
     </w:p>
-    <w:bookmarkEnd w:id="21"/>
-    <w:bookmarkStart w:id="38" w:name="starting-points"/>
+    <w:bookmarkEnd w:id="10"/>
+    <w:bookmarkStart w:id="27" w:name="starting-points"/>
     <w:p>
       <w:pPr>
         <w:pStyle w:val="Heading1"/>
@@ -231,7 +231,7 @@
       <w:tr>
         <w:tc>
           <w:tcPr/>
-          <w:bookmarkStart w:id="25" w:name="fig-1"/>
+          <w:bookmarkStart w:id="14" w:name="fig-1"/>
           <w:p>
             <w:pPr>
               <w:pStyle w:val="Compact"/>
@@ -242,18 +242,18 @@
                 <wp:inline>
                   <wp:extent cx="2523010" cy="1403711"/>
                   <wp:effectExtent b="0" l="0" r="0" t="0"/>
-                  <wp:docPr descr="" title="" id="23" name="Picture"/>
+                  <wp:docPr descr="" title="" id="12" name="Picture"/>
                   <a:graphic>
                     <a:graphicData uri="http://schemas.openxmlformats.org/drawingml/2006/picture">
                       <pic:pic>
                         <pic:nvPicPr>
-                          <pic:cNvPr descr="./FiguresPNG/intrototrig-fig1-1.png" id="24" name="Picture"/>
+                          <pic:cNvPr descr="./FiguresPNG/intrototrig-fig1-1.png" id="13" name="Picture"/>
                           <pic:cNvPicPr>
                             <a:picLocks noChangeArrowheads="1" noChangeAspect="1"/>
                           </pic:cNvPicPr>
                         </pic:nvPicPr>
                         <pic:blipFill>
-                          <a:blip r:embed="rId22"/>
+                          <a:blip r:embed="rId11"/>
                           <a:stretch>
                             <a:fillRect/>
                           </a:stretch>
@@ -304,7 +304,7 @@
               <w:t xml:space="preserve">.</w:t>
             </w:r>
           </w:p>
-          <w:bookmarkEnd w:id="25"/>
+          <w:bookmarkEnd w:id="14"/>
         </w:tc>
       </w:tr>
     </w:tbl>
@@ -357,18 +357,18 @@
                 <wp:inline>
                   <wp:extent cx="152400" cy="152400"/>
                   <wp:effectExtent b="0" l="0" r="0" t="0"/>
-                  <wp:docPr descr="" title="" id="27" name="Picture"/>
+                  <wp:docPr descr="" title="" id="16" name="Picture"/>
                   <a:graphic>
                     <a:graphicData uri="http://schemas.openxmlformats.org/drawingml/2006/picture">
                       <pic:pic>
                         <pic:nvPicPr>
-                          <pic:cNvPr descr="/Applications/quarto/share/formats/docx/note.png" id="28" name="Picture"/>
+                          <pic:cNvPr descr="/Applications/quarto/share/formats/docx/note.png" id="17" name="Picture"/>
                           <pic:cNvPicPr>
                             <a:picLocks noChangeArrowheads="1" noChangeAspect="1"/>
                           </pic:cNvPicPr>
                         </pic:nvPicPr>
                         <pic:blipFill>
-                          <a:blip r:embed="rId26"/>
+                          <a:blip r:embed="rId15"/>
                           <a:stretch>
                             <a:fillRect/>
                           </a:stretch>
@@ -437,19 +437,21 @@
                 </m:rPr>
                 <m:t>sin</m:t>
               </m:r>
-              <m:d>
-                <m:dPr>
-                  <m:begChr m:val="("/>
-                  <m:sepChr m:val=""/>
-                  <m:endChr m:val=")"/>
-                  <m:grow/>
-                </m:dPr>
-                <m:e>
-                  <m:r>
-                    <m:t>θ</m:t>
-                  </m:r>
-                </m:e>
-              </m:d>
+              <m:r>
+                <m:rPr>
+                  <m:sty m:val="p"/>
+                </m:rPr>
+                <m:t>(</m:t>
+              </m:r>
+              <m:r>
+                <m:t>θ</m:t>
+              </m:r>
+              <m:r>
+                <m:rPr>
+                  <m:sty m:val="p"/>
+                </m:rPr>
+                <m:t>)</m:t>
+              </m:r>
             </m:oMath>
             <w:r>
               <w:t xml:space="preserve">,</w:t>
@@ -464,19 +466,21 @@
                 </m:rPr>
                 <m:t>cos</m:t>
               </m:r>
-              <m:d>
-                <m:dPr>
-                  <m:begChr m:val="("/>
-                  <m:sepChr m:val=""/>
-                  <m:endChr m:val=")"/>
-                  <m:grow/>
-                </m:dPr>
-                <m:e>
-                  <m:r>
-                    <m:t>θ</m:t>
-                  </m:r>
-                </m:e>
-              </m:d>
+              <m:r>
+                <m:rPr>
+                  <m:sty m:val="p"/>
+                </m:rPr>
+                <m:t>(</m:t>
+              </m:r>
+              <m:r>
+                <m:t>θ</m:t>
+              </m:r>
+              <m:r>
+                <m:rPr>
+                  <m:sty m:val="p"/>
+                </m:rPr>
+                <m:t>)</m:t>
+              </m:r>
             </m:oMath>
             <w:r>
               <w:t xml:space="preserve">, and</w:t>
@@ -491,19 +495,21 @@
                 </m:rPr>
                 <m:t>tan</m:t>
               </m:r>
-              <m:d>
-                <m:dPr>
-                  <m:begChr m:val="("/>
-                  <m:sepChr m:val=""/>
-                  <m:endChr m:val=")"/>
-                  <m:grow/>
-                </m:dPr>
-                <m:e>
-                  <m:r>
-                    <m:t>θ</m:t>
-                  </m:r>
-                </m:e>
-              </m:d>
+              <m:r>
+                <m:rPr>
+                  <m:sty m:val="p"/>
+                </m:rPr>
+                <m:t>(</m:t>
+              </m:r>
+              <m:r>
+                <m:t>θ</m:t>
+              </m:r>
+              <m:r>
+                <m:rPr>
+                  <m:sty m:val="p"/>
+                </m:rPr>
+                <m:t>)</m:t>
+              </m:r>
             </m:oMath>
             <w:r>
               <w:t xml:space="preserve"> </w:t>
@@ -552,19 +558,21 @@
                   </m:rPr>
                   <m:t>sin</m:t>
                 </m:r>
-                <m:d>
-                  <m:dPr>
-                    <m:begChr m:val="("/>
-                    <m:sepChr m:val=""/>
-                    <m:endChr m:val=")"/>
-                    <m:grow/>
-                  </m:dPr>
-                  <m:e>
-                    <m:r>
-                      <m:t>θ</m:t>
-                    </m:r>
-                  </m:e>
-                </m:d>
+                <m:r>
+                  <m:rPr>
+                    <m:sty m:val="p"/>
+                  </m:rPr>
+                  <m:t>(</m:t>
+                </m:r>
+                <m:r>
+                  <m:t>θ</m:t>
+                </m:r>
+                <m:r>
+                  <m:rPr>
+                    <m:sty m:val="p"/>
+                  </m:rPr>
+                  <m:t>)</m:t>
+                </m:r>
                 <m:r>
                   <m:rPr>
                     <m:sty m:val="p"/>
@@ -579,8 +587,8 @@
                     <m:r>
                       <m:rPr>
                         <m:nor/>
+                        <m:scr m:val="sans-serif"/>
                         <m:sty m:val="p"/>
-                        <m:scr m:val="sans-serif"/>
                       </m:rPr>
                       <m:t>opposite</m:t>
                     </m:r>
@@ -589,8 +597,8 @@
                     <m:r>
                       <m:rPr>
                         <m:nor/>
+                        <m:scr m:val="sans-serif"/>
                         <m:sty m:val="p"/>
-                        <m:scr m:val="sans-serif"/>
                       </m:rPr>
                       <m:t>hypotenuse</m:t>
                     </m:r>
@@ -605,19 +613,21 @@
                   </m:rPr>
                   <m:t>cos</m:t>
                 </m:r>
-                <m:d>
-                  <m:dPr>
-                    <m:begChr m:val="("/>
-                    <m:sepChr m:val=""/>
-                    <m:endChr m:val=")"/>
-                    <m:grow/>
-                  </m:dPr>
-                  <m:e>
-                    <m:r>
-                      <m:t>θ</m:t>
-                    </m:r>
-                  </m:e>
-                </m:d>
+                <m:r>
+                  <m:rPr>
+                    <m:sty m:val="p"/>
+                  </m:rPr>
+                  <m:t>(</m:t>
+                </m:r>
+                <m:r>
+                  <m:t>θ</m:t>
+                </m:r>
+                <m:r>
+                  <m:rPr>
+                    <m:sty m:val="p"/>
+                  </m:rPr>
+                  <m:t>)</m:t>
+                </m:r>
                 <m:r>
                   <m:rPr>
                     <m:sty m:val="p"/>
@@ -632,8 +642,8 @@
                     <m:r>
                       <m:rPr>
                         <m:nor/>
+                        <m:scr m:val="sans-serif"/>
                         <m:sty m:val="p"/>
-                        <m:scr m:val="sans-serif"/>
                       </m:rPr>
                       <m:t>adjacent</m:t>
                     </m:r>
@@ -642,8 +652,8 @@
                     <m:r>
                       <m:rPr>
                         <m:nor/>
+                        <m:scr m:val="sans-serif"/>
                         <m:sty m:val="p"/>
-                        <m:scr m:val="sans-serif"/>
                       </m:rPr>
                       <m:t>hypotenuse</m:t>
                     </m:r>
@@ -658,19 +668,21 @@
                   </m:rPr>
                   <m:t>tan</m:t>
                 </m:r>
-                <m:d>
-                  <m:dPr>
-                    <m:begChr m:val="("/>
-                    <m:sepChr m:val=""/>
-                    <m:endChr m:val=")"/>
-                    <m:grow/>
-                  </m:dPr>
-                  <m:e>
-                    <m:r>
-                      <m:t>θ</m:t>
-                    </m:r>
-                  </m:e>
-                </m:d>
+                <m:r>
+                  <m:rPr>
+                    <m:sty m:val="p"/>
+                  </m:rPr>
+                  <m:t>(</m:t>
+                </m:r>
+                <m:r>
+                  <m:t>θ</m:t>
+                </m:r>
+                <m:r>
+                  <m:rPr>
+                    <m:sty m:val="p"/>
+                  </m:rPr>
+                  <m:t>)</m:t>
+                </m:r>
                 <m:r>
                   <m:rPr>
                     <m:sty m:val="p"/>
@@ -685,8 +697,8 @@
                     <m:r>
                       <m:rPr>
                         <m:nor/>
+                        <m:scr m:val="sans-serif"/>
                         <m:sty m:val="p"/>
-                        <m:scr m:val="sans-serif"/>
                       </m:rPr>
                       <m:t>opposite</m:t>
                     </m:r>
@@ -695,8 +707,8 @@
                     <m:r>
                       <m:rPr>
                         <m:nor/>
+                        <m:scr m:val="sans-serif"/>
                         <m:sty m:val="p"/>
-                        <m:scr m:val="sans-serif"/>
                       </m:rPr>
                       <m:t>adjacent</m:t>
                     </m:r>
@@ -758,18 +770,18 @@
                 <wp:inline>
                   <wp:extent cx="152400" cy="152400"/>
                   <wp:effectExtent b="0" l="0" r="0" t="0"/>
-                  <wp:docPr descr="" title="" id="30" name="Picture"/>
+                  <wp:docPr descr="" title="" id="19" name="Picture"/>
                   <a:graphic>
                     <a:graphicData uri="http://schemas.openxmlformats.org/drawingml/2006/picture">
                       <pic:pic>
                         <pic:nvPicPr>
-                          <pic:cNvPr descr="/Applications/quarto/share/formats/docx/tip.png" id="31" name="Picture"/>
+                          <pic:cNvPr descr="/Applications/quarto/share/formats/docx/tip.png" id="20" name="Picture"/>
                           <pic:cNvPicPr>
                             <a:picLocks noChangeArrowheads="1" noChangeAspect="1"/>
                           </pic:cNvPicPr>
                         </pic:nvPicPr>
                         <pic:blipFill>
-                          <a:blip r:embed="rId29"/>
+                          <a:blip r:embed="rId18"/>
                           <a:stretch>
                             <a:fillRect/>
                           </a:stretch>
@@ -944,18 +956,18 @@
                 <wp:inline>
                   <wp:extent cx="152400" cy="152400"/>
                   <wp:effectExtent b="0" l="0" r="0" t="0"/>
-                  <wp:docPr descr="" title="" id="32" name="Picture"/>
+                  <wp:docPr descr="" title="" id="21" name="Picture"/>
                   <a:graphic>
                     <a:graphicData uri="http://schemas.openxmlformats.org/drawingml/2006/picture">
                       <pic:pic>
                         <pic:nvPicPr>
-                          <pic:cNvPr descr="/Applications/quarto/share/formats/docx/note.png" id="33" name="Picture"/>
+                          <pic:cNvPr descr="/Applications/quarto/share/formats/docx/note.png" id="22" name="Picture"/>
                           <pic:cNvPicPr>
                             <a:picLocks noChangeArrowheads="1" noChangeAspect="1"/>
                           </pic:cNvPicPr>
                         </pic:nvPicPr>
                         <pic:blipFill>
-                          <a:blip r:embed="rId26"/>
+                          <a:blip r:embed="rId15"/>
                           <a:stretch>
                             <a:fillRect/>
                           </a:stretch>
@@ -1037,7 +1049,7 @@
             <w:tr>
               <w:tc>
                 <w:tcPr/>
-                <w:bookmarkStart w:id="37" w:name="fig-0"/>
+                <w:bookmarkStart w:id="26" w:name="fig-0"/>
                 <w:p>
                   <w:pPr>
                     <w:pStyle w:val="Compact"/>
@@ -1048,18 +1060,18 @@
                       <wp:inline>
                         <wp:extent cx="2223307" cy="1388420"/>
                         <wp:effectExtent b="0" l="0" r="0" t="0"/>
-                        <wp:docPr descr="" title="" id="35" name="Picture"/>
+                        <wp:docPr descr="" title="" id="24" name="Picture"/>
                         <a:graphic>
                           <a:graphicData uri="http://schemas.openxmlformats.org/drawingml/2006/picture">
                             <pic:pic>
                               <pic:nvPicPr>
-                                <pic:cNvPr descr="./FiguresPNG/intrototrig-fig0-1.png" id="36" name="Picture"/>
+                                <pic:cNvPr descr="./FiguresPNG/intrototrig-fig0-1.png" id="25" name="Picture"/>
                                 <pic:cNvPicPr>
                                   <a:picLocks noChangeArrowheads="1" noChangeAspect="1"/>
                                 </pic:cNvPicPr>
                               </pic:nvPicPr>
                               <pic:blipFill>
-                                <a:blip r:embed="rId34"/>
+                                <a:blip r:embed="rId23"/>
                                 <a:stretch>
                                   <a:fillRect/>
                                 </a:stretch>
@@ -1099,7 +1111,7 @@
                     <w:t xml:space="preserve">Figure 2: A right-angled triangle for use in Example 1.</w:t>
                   </w:r>
                 </w:p>
-                <w:bookmarkEnd w:id="37"/>
+                <w:bookmarkEnd w:id="26"/>
               </w:tc>
             </w:tr>
           </w:tbl>
@@ -1120,19 +1132,21 @@
                 </m:rPr>
                 <m:t>cos</m:t>
               </m:r>
-              <m:d>
-                <m:dPr>
-                  <m:begChr m:val="("/>
-                  <m:sepChr m:val=""/>
-                  <m:endChr m:val=")"/>
-                  <m:grow/>
-                </m:dPr>
-                <m:e>
-                  <m:r>
-                    <m:t>a</m:t>
-                  </m:r>
-                </m:e>
-              </m:d>
+              <m:r>
+                <m:rPr>
+                  <m:sty m:val="p"/>
+                </m:rPr>
+                <m:t>(</m:t>
+              </m:r>
+              <m:r>
+                <m:t>a</m:t>
+              </m:r>
+              <m:r>
+                <m:rPr>
+                  <m:sty m:val="p"/>
+                </m:rPr>
+                <m:t>)</m:t>
+              </m:r>
             </m:oMath>
             <w:r>
               <w:t xml:space="preserve">,</w:t>
@@ -1147,19 +1161,21 @@
                 </m:rPr>
                 <m:t>sin</m:t>
               </m:r>
-              <m:d>
-                <m:dPr>
-                  <m:begChr m:val="("/>
-                  <m:sepChr m:val=""/>
-                  <m:endChr m:val=")"/>
-                  <m:grow/>
-                </m:dPr>
-                <m:e>
-                  <m:r>
-                    <m:t>a</m:t>
-                  </m:r>
-                </m:e>
-              </m:d>
+              <m:r>
+                <m:rPr>
+                  <m:sty m:val="p"/>
+                </m:rPr>
+                <m:t>(</m:t>
+              </m:r>
+              <m:r>
+                <m:t>a</m:t>
+              </m:r>
+              <m:r>
+                <m:rPr>
+                  <m:sty m:val="p"/>
+                </m:rPr>
+                <m:t>)</m:t>
+              </m:r>
             </m:oMath>
             <w:r>
               <w:t xml:space="preserve">, and</w:t>
@@ -1174,19 +1190,21 @@
                 </m:rPr>
                 <m:t>tan</m:t>
               </m:r>
-              <m:d>
-                <m:dPr>
-                  <m:begChr m:val="("/>
-                  <m:sepChr m:val=""/>
-                  <m:endChr m:val=")"/>
-                  <m:grow/>
-                </m:dPr>
-                <m:e>
-                  <m:r>
-                    <m:t>b</m:t>
-                  </m:r>
-                </m:e>
-              </m:d>
+              <m:r>
+                <m:rPr>
+                  <m:sty m:val="p"/>
+                </m:rPr>
+                <m:t>(</m:t>
+              </m:r>
+              <m:r>
+                <m:t>b</m:t>
+              </m:r>
+              <m:r>
+                <m:rPr>
+                  <m:sty m:val="p"/>
+                </m:rPr>
+                <m:t>)</m:t>
+              </m:r>
             </m:oMath>
             <w:r>
               <w:t xml:space="preserve">.</w:t>
@@ -1268,19 +1286,21 @@
                   </m:rPr>
                   <m:t>cos</m:t>
                 </m:r>
-                <m:d>
-                  <m:dPr>
-                    <m:begChr m:val="("/>
-                    <m:sepChr m:val=""/>
-                    <m:endChr m:val=")"/>
-                    <m:grow/>
-                  </m:dPr>
-                  <m:e>
-                    <m:r>
-                      <m:t>a</m:t>
-                    </m:r>
-                  </m:e>
-                </m:d>
+                <m:r>
+                  <m:rPr>
+                    <m:sty m:val="p"/>
+                  </m:rPr>
+                  <m:t>(</m:t>
+                </m:r>
+                <m:r>
+                  <m:t>a</m:t>
+                </m:r>
+                <m:r>
+                  <m:rPr>
+                    <m:sty m:val="p"/>
+                  </m:rPr>
+                  <m:t>)</m:t>
+                </m:r>
                 <m:r>
                   <m:rPr>
                     <m:sty m:val="p"/>
@@ -1295,8 +1315,8 @@
                     <m:r>
                       <m:rPr>
                         <m:nor/>
+                        <m:scr m:val="sans-serif"/>
                         <m:sty m:val="p"/>
-                        <m:scr m:val="sans-serif"/>
                       </m:rPr>
                       <m:t>adjacent</m:t>
                     </m:r>
@@ -1305,8 +1325,8 @@
                     <m:r>
                       <m:rPr>
                         <m:nor/>
+                        <m:scr m:val="sans-serif"/>
                         <m:sty m:val="p"/>
-                        <m:scr m:val="sans-serif"/>
                       </m:rPr>
                       <m:t>hypotenuse</m:t>
                     </m:r>
@@ -1418,19 +1438,21 @@
                   </m:rPr>
                   <m:t>sin</m:t>
                 </m:r>
-                <m:d>
-                  <m:dPr>
-                    <m:begChr m:val="("/>
-                    <m:sepChr m:val=""/>
-                    <m:endChr m:val=")"/>
-                    <m:grow/>
-                  </m:dPr>
-                  <m:e>
-                    <m:r>
-                      <m:t>a</m:t>
-                    </m:r>
-                  </m:e>
-                </m:d>
+                <m:r>
+                  <m:rPr>
+                    <m:sty m:val="p"/>
+                  </m:rPr>
+                  <m:t>(</m:t>
+                </m:r>
+                <m:r>
+                  <m:t>a</m:t>
+                </m:r>
+                <m:r>
+                  <m:rPr>
+                    <m:sty m:val="p"/>
+                  </m:rPr>
+                  <m:t>)</m:t>
+                </m:r>
                 <m:r>
                   <m:rPr>
                     <m:sty m:val="p"/>
@@ -1445,8 +1467,8 @@
                     <m:r>
                       <m:rPr>
                         <m:nor/>
+                        <m:scr m:val="sans-serif"/>
                         <m:sty m:val="p"/>
-                        <m:scr m:val="sans-serif"/>
                       </m:rPr>
                       <m:t>opposite</m:t>
                     </m:r>
@@ -1455,8 +1477,8 @@
                     <m:r>
                       <m:rPr>
                         <m:nor/>
+                        <m:scr m:val="sans-serif"/>
                         <m:sty m:val="p"/>
-                        <m:scr m:val="sans-serif"/>
                       </m:rPr>
                       <m:t>hypotenuse</m:t>
                     </m:r>
@@ -1592,19 +1614,21 @@
                   </m:rPr>
                   <m:t>tan</m:t>
                 </m:r>
-                <m:d>
-                  <m:dPr>
-                    <m:begChr m:val="("/>
-                    <m:sepChr m:val=""/>
-                    <m:endChr m:val=")"/>
-                    <m:grow/>
-                  </m:dPr>
-                  <m:e>
-                    <m:r>
-                      <m:t>b</m:t>
-                    </m:r>
-                  </m:e>
-                </m:d>
+                <m:r>
+                  <m:rPr>
+                    <m:sty m:val="p"/>
+                  </m:rPr>
+                  <m:t>(</m:t>
+                </m:r>
+                <m:r>
+                  <m:t>b</m:t>
+                </m:r>
+                <m:r>
+                  <m:rPr>
+                    <m:sty m:val="p"/>
+                  </m:rPr>
+                  <m:t>)</m:t>
+                </m:r>
                 <m:r>
                   <m:rPr>
                     <m:sty m:val="p"/>
@@ -1619,8 +1643,8 @@
                     <m:r>
                       <m:rPr>
                         <m:nor/>
+                        <m:scr m:val="sans-serif"/>
                         <m:sty m:val="p"/>
-                        <m:scr m:val="sans-serif"/>
                       </m:rPr>
                       <m:t>opposite</m:t>
                     </m:r>
@@ -1629,8 +1653,8 @@
                     <m:r>
                       <m:rPr>
                         <m:nor/>
+                        <m:scr m:val="sans-serif"/>
                         <m:sty m:val="p"/>
-                        <m:scr m:val="sans-serif"/>
                       </m:rPr>
                       <m:t>adjacent</m:t>
                     </m:r>
@@ -1669,8 +1693,8 @@
         </w:tc>
       </w:tr>
     </w:tbl>
-    <w:bookmarkEnd w:id="38"/>
-    <w:bookmarkStart w:id="64" w:name="the-unit-circle"/>
+    <w:bookmarkEnd w:id="27"/>
+    <w:bookmarkStart w:id="53" w:name="the-unit-circle"/>
     <w:p>
       <w:pPr>
         <w:pStyle w:val="Heading1"/>
@@ -1747,28 +1771,30 @@
         <w:t xml:space="preserve"> </w:t>
       </w:r>
       <m:oMath>
-        <m:d>
-          <m:dPr>
-            <m:begChr m:val="("/>
-            <m:sepChr m:val=""/>
-            <m:endChr m:val=")"/>
-            <m:grow/>
-          </m:dPr>
-          <m:e>
-            <m:r>
-              <m:t>x</m:t>
-            </m:r>
-            <m:r>
-              <m:rPr>
-                <m:sty m:val="p"/>
-              </m:rPr>
-              <m:t>,</m:t>
-            </m:r>
-            <m:r>
-              <m:t>y</m:t>
-            </m:r>
-          </m:e>
-        </m:d>
+        <m:r>
+          <m:rPr>
+            <m:sty m:val="p"/>
+          </m:rPr>
+          <m:t>(</m:t>
+        </m:r>
+        <m:r>
+          <m:t>x</m:t>
+        </m:r>
+        <m:r>
+          <m:rPr>
+            <m:sty m:val="p"/>
+          </m:rPr>
+          <m:t>,</m:t>
+        </m:r>
+        <m:r>
+          <m:t>y</m:t>
+        </m:r>
+        <m:r>
+          <m:rPr>
+            <m:sty m:val="p"/>
+          </m:rPr>
+          <m:t>)</m:t>
+        </m:r>
       </m:oMath>
       <w:r>
         <w:t xml:space="preserve"> </w:t>
@@ -1902,19 +1928,21 @@
           </m:rPr>
           <m:t>cos</m:t>
         </m:r>
-        <m:d>
-          <m:dPr>
-            <m:begChr m:val="("/>
-            <m:sepChr m:val=""/>
-            <m:endChr m:val=")"/>
-            <m:grow/>
-          </m:dPr>
-          <m:e>
-            <m:r>
-              <m:t>θ</m:t>
-            </m:r>
-          </m:e>
-        </m:d>
+        <m:r>
+          <m:rPr>
+            <m:sty m:val="p"/>
+          </m:rPr>
+          <m:t>(</m:t>
+        </m:r>
+        <m:r>
+          <m:t>θ</m:t>
+        </m:r>
+        <m:r>
+          <m:rPr>
+            <m:sty m:val="p"/>
+          </m:rPr>
+          <m:t>)</m:t>
+        </m:r>
       </m:oMath>
       <w:r>
         <w:t xml:space="preserve"> </w:t>
@@ -1946,19 +1974,21 @@
           </m:rPr>
           <m:t>sin</m:t>
         </m:r>
-        <m:d>
-          <m:dPr>
-            <m:begChr m:val="("/>
-            <m:sepChr m:val=""/>
-            <m:endChr m:val=")"/>
-            <m:grow/>
-          </m:dPr>
-          <m:e>
-            <m:r>
-              <m:t>θ</m:t>
-            </m:r>
-          </m:e>
-        </m:d>
+        <m:r>
+          <m:rPr>
+            <m:sty m:val="p"/>
+          </m:rPr>
+          <m:t>(</m:t>
+        </m:r>
+        <m:r>
+          <m:t>θ</m:t>
+        </m:r>
+        <m:r>
+          <m:rPr>
+            <m:sty m:val="p"/>
+          </m:rPr>
+          <m:t>)</m:t>
+        </m:r>
       </m:oMath>
       <w:r>
         <w:t xml:space="preserve"> </w:t>
@@ -2063,18 +2093,18 @@
                 <wp:inline>
                   <wp:extent cx="152400" cy="152400"/>
                   <wp:effectExtent b="0" l="0" r="0" t="0"/>
-                  <wp:docPr descr="" title="" id="39" name="Picture"/>
+                  <wp:docPr descr="" title="" id="28" name="Picture"/>
                   <a:graphic>
                     <a:graphicData uri="http://schemas.openxmlformats.org/drawingml/2006/picture">
                       <pic:pic>
                         <pic:nvPicPr>
-                          <pic:cNvPr descr="/Applications/quarto/share/formats/docx/note.png" id="40" name="Picture"/>
+                          <pic:cNvPr descr="/Applications/quarto/share/formats/docx/note.png" id="29" name="Picture"/>
                           <pic:cNvPicPr>
                             <a:picLocks noChangeArrowheads="1" noChangeAspect="1"/>
                           </pic:cNvPicPr>
                         </pic:nvPicPr>
                         <pic:blipFill>
-                          <a:blip r:embed="rId26"/>
+                          <a:blip r:embed="rId15"/>
                           <a:stretch>
                             <a:fillRect/>
                           </a:stretch>
@@ -2138,31 +2168,33 @@
                 </m:rPr>
                 <m:t>sin</m:t>
               </m:r>
-              <m:d>
-                <m:dPr>
-                  <m:begChr m:val="("/>
-                  <m:sepChr m:val=""/>
-                  <m:endChr m:val=")"/>
-                  <m:grow/>
-                </m:dPr>
+              <m:r>
+                <m:rPr>
+                  <m:sty m:val="p"/>
+                </m:rPr>
+                <m:t>(</m:t>
+              </m:r>
+              <m:sSup>
                 <m:e>
-                  <m:sSup>
-                    <m:e>
-                      <m:r>
-                        <m:t>240</m:t>
-                      </m:r>
-                    </m:e>
-                    <m:sup>
-                      <m:r>
-                        <m:rPr>
-                          <m:sty m:val="p"/>
-                        </m:rPr>
-                        <m:t>∘</m:t>
-                      </m:r>
-                    </m:sup>
-                  </m:sSup>
+                  <m:r>
+                    <m:t>240</m:t>
+                  </m:r>
                 </m:e>
-              </m:d>
+                <m:sup>
+                  <m:r>
+                    <m:rPr>
+                      <m:sty m:val="p"/>
+                    </m:rPr>
+                    <m:t>∘</m:t>
+                  </m:r>
+                </m:sup>
+              </m:sSup>
+              <m:r>
+                <m:rPr>
+                  <m:sty m:val="p"/>
+                </m:rPr>
+                <m:t>)</m:t>
+              </m:r>
             </m:oMath>
             <w:r>
               <w:t xml:space="preserve"> </w:t>
@@ -2180,31 +2212,33 @@
                 </m:rPr>
                 <m:t>cos</m:t>
               </m:r>
-              <m:d>
-                <m:dPr>
-                  <m:begChr m:val="("/>
-                  <m:sepChr m:val=""/>
-                  <m:endChr m:val=")"/>
-                  <m:grow/>
-                </m:dPr>
+              <m:r>
+                <m:rPr>
+                  <m:sty m:val="p"/>
+                </m:rPr>
+                <m:t>(</m:t>
+              </m:r>
+              <m:sSup>
                 <m:e>
-                  <m:sSup>
-                    <m:e>
-                      <m:r>
-                        <m:t>240</m:t>
-                      </m:r>
-                    </m:e>
-                    <m:sup>
-                      <m:r>
-                        <m:rPr>
-                          <m:sty m:val="p"/>
-                        </m:rPr>
-                        <m:t>∘</m:t>
-                      </m:r>
-                    </m:sup>
-                  </m:sSup>
+                  <m:r>
+                    <m:t>240</m:t>
+                  </m:r>
                 </m:e>
-              </m:d>
+                <m:sup>
+                  <m:r>
+                    <m:rPr>
+                      <m:sty m:val="p"/>
+                    </m:rPr>
+                    <m:t>∘</m:t>
+                  </m:r>
+                </m:sup>
+              </m:sSup>
+              <m:r>
+                <m:rPr>
+                  <m:sty m:val="p"/>
+                </m:rPr>
+                <m:t>)</m:t>
+              </m:r>
             </m:oMath>
             <w:r>
               <w:t xml:space="preserve"> </w:t>
@@ -2343,7 +2377,7 @@
             <w:tr>
               <w:tc>
                 <w:tcPr/>
-                <w:bookmarkStart w:id="44" w:name="fig-4"/>
+                <w:bookmarkStart w:id="33" w:name="fig-4"/>
                 <w:p>
                   <w:pPr>
                     <w:pStyle w:val="Compact"/>
@@ -2354,18 +2388,18 @@
                       <wp:inline>
                         <wp:extent cx="5755521" cy="1880789"/>
                         <wp:effectExtent b="0" l="0" r="0" t="0"/>
-                        <wp:docPr descr="" title="" id="42" name="Picture"/>
+                        <wp:docPr descr="" title="" id="31" name="Picture"/>
                         <a:graphic>
                           <a:graphicData uri="http://schemas.openxmlformats.org/drawingml/2006/picture">
                             <pic:pic>
                               <pic:nvPicPr>
-                                <pic:cNvPr descr="./FiguresPNG/intrototrigd-fig4-2.png" id="43" name="Picture"/>
+                                <pic:cNvPr descr="./FiguresPNG/intrototrigd-fig4-2.png" id="32" name="Picture"/>
                                 <pic:cNvPicPr>
                                   <a:picLocks noChangeArrowheads="1" noChangeAspect="1"/>
                                 </pic:cNvPicPr>
                               </pic:nvPicPr>
                               <pic:blipFill>
-                                <a:blip r:embed="rId41"/>
+                                <a:blip r:embed="rId30"/>
                                 <a:stretch>
                                   <a:fillRect/>
                                 </a:stretch>
@@ -2405,7 +2439,7 @@
                     <w:t xml:space="preserve">Figure 3: Construction of triangle as in Example 1.</w:t>
                   </w:r>
                 </w:p>
-                <w:bookmarkEnd w:id="44"/>
+                <w:bookmarkEnd w:id="33"/>
               </w:tc>
             </w:tr>
           </w:tbl>
@@ -2426,19 +2460,21 @@
                 </m:rPr>
                 <m:t>sin</m:t>
               </m:r>
-              <m:d>
-                <m:dPr>
-                  <m:begChr m:val="("/>
-                  <m:sepChr m:val=""/>
-                  <m:endChr m:val=")"/>
-                  <m:grow/>
-                </m:dPr>
-                <m:e>
-                  <m:r>
-                    <m:t>θ</m:t>
-                  </m:r>
-                </m:e>
-              </m:d>
+              <m:r>
+                <m:rPr>
+                  <m:sty m:val="p"/>
+                </m:rPr>
+                <m:t>(</m:t>
+              </m:r>
+              <m:r>
+                <m:t>θ</m:t>
+              </m:r>
+              <m:r>
+                <m:rPr>
+                  <m:sty m:val="p"/>
+                </m:rPr>
+                <m:t>)</m:t>
+              </m:r>
               <m:r>
                 <m:rPr>
                   <m:sty m:val="p"/>
@@ -2453,8 +2489,8 @@
                   <m:r>
                     <m:rPr>
                       <m:nor/>
+                      <m:scr m:val="sans-serif"/>
                       <m:sty m:val="p"/>
-                      <m:scr m:val="sans-serif"/>
                     </m:rPr>
                     <m:t>opposite</m:t>
                   </m:r>
@@ -2463,8 +2499,8 @@
                   <m:r>
                     <m:rPr>
                       <m:nor/>
+                      <m:scr m:val="sans-serif"/>
                       <m:sty m:val="p"/>
-                      <m:scr m:val="sans-serif"/>
                     </m:rPr>
                     <m:t>hypotenuse</m:t>
                   </m:r>
@@ -2487,19 +2523,21 @@
                 </m:rPr>
                 <m:t>cos</m:t>
               </m:r>
-              <m:d>
-                <m:dPr>
-                  <m:begChr m:val="("/>
-                  <m:sepChr m:val=""/>
-                  <m:endChr m:val=")"/>
-                  <m:grow/>
-                </m:dPr>
-                <m:e>
-                  <m:r>
-                    <m:t>θ</m:t>
-                  </m:r>
-                </m:e>
-              </m:d>
+              <m:r>
+                <m:rPr>
+                  <m:sty m:val="p"/>
+                </m:rPr>
+                <m:t>(</m:t>
+              </m:r>
+              <m:r>
+                <m:t>θ</m:t>
+              </m:r>
+              <m:r>
+                <m:rPr>
+                  <m:sty m:val="p"/>
+                </m:rPr>
+                <m:t>)</m:t>
+              </m:r>
               <m:r>
                 <m:rPr>
                   <m:sty m:val="p"/>
@@ -2514,8 +2552,8 @@
                   <m:r>
                     <m:rPr>
                       <m:nor/>
+                      <m:scr m:val="sans-serif"/>
                       <m:sty m:val="p"/>
-                      <m:scr m:val="sans-serif"/>
                     </m:rPr>
                     <m:t>adjacent</m:t>
                   </m:r>
@@ -2524,8 +2562,8 @@
                   <m:r>
                     <m:rPr>
                       <m:nor/>
+                      <m:scr m:val="sans-serif"/>
                       <m:sty m:val="p"/>
-                      <m:scr m:val="sans-serif"/>
                     </m:rPr>
                     <m:t>hypotenuse</m:t>
                   </m:r>
@@ -2556,19 +2594,21 @@
                 </m:rPr>
                 <m:t>sin</m:t>
               </m:r>
-              <m:d>
-                <m:dPr>
-                  <m:begChr m:val="("/>
-                  <m:sepChr m:val=""/>
-                  <m:endChr m:val=")"/>
-                  <m:grow/>
-                </m:dPr>
-                <m:e>
-                  <m:r>
-                    <m:t>θ</m:t>
-                  </m:r>
-                </m:e>
-              </m:d>
+              <m:r>
+                <m:rPr>
+                  <m:sty m:val="p"/>
+                </m:rPr>
+                <m:t>(</m:t>
+              </m:r>
+              <m:r>
+                <m:t>θ</m:t>
+              </m:r>
+              <m:r>
+                <m:rPr>
+                  <m:sty m:val="p"/>
+                </m:rPr>
+                <m:t>)</m:t>
+              </m:r>
             </m:oMath>
             <w:r>
               <w:t xml:space="preserve"> </w:t>
@@ -2597,19 +2637,21 @@
                 </m:rPr>
                 <m:t>cos</m:t>
               </m:r>
-              <m:d>
-                <m:dPr>
-                  <m:begChr m:val="("/>
-                  <m:sepChr m:val=""/>
-                  <m:endChr m:val=")"/>
-                  <m:grow/>
-                </m:dPr>
-                <m:e>
-                  <m:r>
-                    <m:t>θ</m:t>
-                  </m:r>
-                </m:e>
-              </m:d>
+              <m:r>
+                <m:rPr>
+                  <m:sty m:val="p"/>
+                </m:rPr>
+                <m:t>(</m:t>
+              </m:r>
+              <m:r>
+                <m:t>θ</m:t>
+              </m:r>
+              <m:r>
+                <m:rPr>
+                  <m:sty m:val="p"/>
+                </m:rPr>
+                <m:t>)</m:t>
+              </m:r>
             </m:oMath>
             <w:r>
               <w:t xml:space="preserve">.</w:t>
@@ -2659,7 +2701,7 @@
       <w:tr>
         <w:tc>
           <w:tcPr/>
-          <w:bookmarkStart w:id="48" w:name="fig-3"/>
+          <w:bookmarkStart w:id="37" w:name="fig-3"/>
           <w:p>
             <w:pPr>
               <w:pStyle w:val="Compact"/>
@@ -2670,18 +2712,18 @@
                 <wp:inline>
                   <wp:extent cx="5755521" cy="4602581"/>
                   <wp:effectExtent b="0" l="0" r="0" t="0"/>
-                  <wp:docPr descr="" title="" id="46" name="Picture"/>
+                  <wp:docPr descr="" title="" id="35" name="Picture"/>
                   <a:graphic>
                     <a:graphicData uri="http://schemas.openxmlformats.org/drawingml/2006/picture">
                       <pic:pic>
                         <pic:nvPicPr>
-                          <pic:cNvPr descr="./FiguresPNG/intrototrigd-fig2-3.png" id="47" name="Picture"/>
+                          <pic:cNvPr descr="./FiguresPNG/intrototrigd-fig2-3.png" id="36" name="Picture"/>
                           <pic:cNvPicPr>
                             <a:picLocks noChangeArrowheads="1" noChangeAspect="1"/>
                           </pic:cNvPicPr>
                         </pic:nvPicPr>
                         <pic:blipFill>
-                          <a:blip r:embed="rId45"/>
+                          <a:blip r:embed="rId34"/>
                           <a:stretch>
                             <a:fillRect/>
                           </a:stretch>
@@ -2721,7 +2763,7 @@
               <w:t xml:space="preserve">Figure 4: The unit circle, with a few angles labelled to show the triangles formed; including the angle from Example 1.</w:t>
             </w:r>
           </w:p>
-          <w:bookmarkEnd w:id="48"/>
+          <w:bookmarkEnd w:id="37"/>
         </w:tc>
       </w:tr>
     </w:tbl>
@@ -2742,31 +2784,33 @@
           </m:rPr>
           <m:t>sin</m:t>
         </m:r>
-        <m:d>
-          <m:dPr>
-            <m:begChr m:val="("/>
-            <m:sepChr m:val=""/>
-            <m:endChr m:val=")"/>
-            <m:grow/>
-          </m:dPr>
+        <m:r>
+          <m:rPr>
+            <m:sty m:val="p"/>
+          </m:rPr>
+          <m:t>(</m:t>
+        </m:r>
+        <m:sSup>
           <m:e>
-            <m:sSup>
-              <m:e>
-                <m:r>
-                  <m:t>240</m:t>
-                </m:r>
-              </m:e>
-              <m:sup>
-                <m:r>
-                  <m:rPr>
-                    <m:sty m:val="p"/>
-                  </m:rPr>
-                  <m:t>∘</m:t>
-                </m:r>
-              </m:sup>
-            </m:sSup>
+            <m:r>
+              <m:t>240</m:t>
+            </m:r>
           </m:e>
-        </m:d>
+          <m:sup>
+            <m:r>
+              <m:rPr>
+                <m:sty m:val="p"/>
+              </m:rPr>
+              <m:t>∘</m:t>
+            </m:r>
+          </m:sup>
+        </m:sSup>
+        <m:r>
+          <m:rPr>
+            <m:sty m:val="p"/>
+          </m:rPr>
+          <m:t>)</m:t>
+        </m:r>
       </m:oMath>
       <w:r>
         <w:t xml:space="preserve"> </w:t>
@@ -2784,31 +2828,33 @@
           </m:rPr>
           <m:t>cos</m:t>
         </m:r>
-        <m:d>
-          <m:dPr>
-            <m:begChr m:val="("/>
-            <m:sepChr m:val=""/>
-            <m:endChr m:val=")"/>
-            <m:grow/>
-          </m:dPr>
+        <m:r>
+          <m:rPr>
+            <m:sty m:val="p"/>
+          </m:rPr>
+          <m:t>(</m:t>
+        </m:r>
+        <m:sSup>
           <m:e>
-            <m:sSup>
-              <m:e>
-                <m:r>
-                  <m:t>240</m:t>
-                </m:r>
-              </m:e>
-              <m:sup>
-                <m:r>
-                  <m:rPr>
-                    <m:sty m:val="p"/>
-                  </m:rPr>
-                  <m:t>∘</m:t>
-                </m:r>
-              </m:sup>
-            </m:sSup>
+            <m:r>
+              <m:t>240</m:t>
+            </m:r>
           </m:e>
-        </m:d>
+          <m:sup>
+            <m:r>
+              <m:rPr>
+                <m:sty m:val="p"/>
+              </m:rPr>
+              <m:t>∘</m:t>
+            </m:r>
+          </m:sup>
+        </m:sSup>
+        <m:r>
+          <m:rPr>
+            <m:sty m:val="p"/>
+          </m:rPr>
+          <m:t>)</m:t>
+        </m:r>
       </m:oMath>
       <w:r>
         <w:t xml:space="preserve"> </w:t>
@@ -2911,18 +2957,18 @@
                 <wp:inline>
                   <wp:extent cx="152400" cy="152400"/>
                   <wp:effectExtent b="0" l="0" r="0" t="0"/>
-                  <wp:docPr descr="" title="" id="49" name="Picture"/>
+                  <wp:docPr descr="" title="" id="38" name="Picture"/>
                   <a:graphic>
                     <a:graphicData uri="http://schemas.openxmlformats.org/drawingml/2006/picture">
                       <pic:pic>
                         <pic:nvPicPr>
-                          <pic:cNvPr descr="/Applications/quarto/share/formats/docx/note.png" id="50" name="Picture"/>
+                          <pic:cNvPr descr="/Applications/quarto/share/formats/docx/note.png" id="39" name="Picture"/>
                           <pic:cNvPicPr>
                             <a:picLocks noChangeArrowheads="1" noChangeAspect="1"/>
                           </pic:cNvPicPr>
                         </pic:nvPicPr>
                         <pic:blipFill>
-                          <a:blip r:embed="rId26"/>
+                          <a:blip r:embed="rId15"/>
                           <a:stretch>
                             <a:fillRect/>
                           </a:stretch>
@@ -2985,28 +3031,30 @@
               <w:t xml:space="preserve"> </w:t>
             </w:r>
             <m:oMath>
-              <m:d>
-                <m:dPr>
-                  <m:begChr m:val="("/>
-                  <m:sepChr m:val=""/>
-                  <m:endChr m:val=")"/>
-                  <m:grow/>
-                </m:dPr>
-                <m:e>
-                  <m:r>
-                    <m:t>x</m:t>
-                  </m:r>
-                  <m:r>
-                    <m:rPr>
-                      <m:sty m:val="p"/>
-                    </m:rPr>
-                    <m:t>,</m:t>
-                  </m:r>
-                  <m:r>
-                    <m:t>y</m:t>
-                  </m:r>
-                </m:e>
-              </m:d>
+              <m:r>
+                <m:rPr>
+                  <m:sty m:val="p"/>
+                </m:rPr>
+                <m:t>(</m:t>
+              </m:r>
+              <m:r>
+                <m:t>x</m:t>
+              </m:r>
+              <m:r>
+                <m:rPr>
+                  <m:sty m:val="p"/>
+                </m:rPr>
+                <m:t>,</m:t>
+              </m:r>
+              <m:r>
+                <m:t>y</m:t>
+              </m:r>
+              <m:r>
+                <m:rPr>
+                  <m:sty m:val="p"/>
+                </m:rPr>
+                <m:t>)</m:t>
+              </m:r>
             </m:oMath>
             <w:r>
               <w:t xml:space="preserve"> </w:t>
@@ -3018,28 +3066,30 @@
               <w:t xml:space="preserve"> </w:t>
             </w:r>
             <m:oMath>
-              <m:d>
-                <m:dPr>
-                  <m:begChr m:val="("/>
-                  <m:sepChr m:val=""/>
-                  <m:endChr m:val=")"/>
-                  <m:grow/>
-                </m:dPr>
-                <m:e>
-                  <m:r>
-                    <m:t>0</m:t>
-                  </m:r>
-                  <m:r>
-                    <m:rPr>
-                      <m:sty m:val="p"/>
-                    </m:rPr>
-                    <m:t>,</m:t>
-                  </m:r>
-                  <m:r>
-                    <m:t>0</m:t>
-                  </m:r>
-                </m:e>
-              </m:d>
+              <m:r>
+                <m:rPr>
+                  <m:sty m:val="p"/>
+                </m:rPr>
+                <m:t>(</m:t>
+              </m:r>
+              <m:r>
+                <m:t>0</m:t>
+              </m:r>
+              <m:r>
+                <m:rPr>
+                  <m:sty m:val="p"/>
+                </m:rPr>
+                <m:t>,</m:t>
+              </m:r>
+              <m:r>
+                <m:t>0</m:t>
+              </m:r>
+              <m:r>
+                <m:rPr>
+                  <m:sty m:val="p"/>
+                </m:rPr>
+                <m:t>)</m:t>
+              </m:r>
             </m:oMath>
             <w:r>
               <w:t xml:space="preserve">. Let</w:t>
@@ -3073,28 +3123,30 @@
               <w:t xml:space="preserve"> </w:t>
             </w:r>
             <m:oMath>
-              <m:d>
-                <m:dPr>
-                  <m:begChr m:val="("/>
-                  <m:sepChr m:val=""/>
-                  <m:endChr m:val=")"/>
-                  <m:grow/>
-                </m:dPr>
-                <m:e>
-                  <m:r>
-                    <m:t>x</m:t>
-                  </m:r>
-                  <m:r>
-                    <m:rPr>
-                      <m:sty m:val="p"/>
-                    </m:rPr>
-                    <m:t>,</m:t>
-                  </m:r>
-                  <m:r>
-                    <m:t>y</m:t>
-                  </m:r>
-                </m:e>
-              </m:d>
+              <m:r>
+                <m:rPr>
+                  <m:sty m:val="p"/>
+                </m:rPr>
+                <m:t>(</m:t>
+              </m:r>
+              <m:r>
+                <m:t>x</m:t>
+              </m:r>
+              <m:r>
+                <m:rPr>
+                  <m:sty m:val="p"/>
+                </m:rPr>
+                <m:t>,</m:t>
+              </m:r>
+              <m:r>
+                <m:t>y</m:t>
+              </m:r>
+              <m:r>
+                <m:rPr>
+                  <m:sty m:val="p"/>
+                </m:rPr>
+                <m:t>)</m:t>
+              </m:r>
             </m:oMath>
             <w:r>
               <w:t xml:space="preserve">. Define</w:t>
@@ -3115,19 +3167,21 @@
                   </m:rPr>
                   <m:t>cos</m:t>
                 </m:r>
-                <m:d>
-                  <m:dPr>
-                    <m:begChr m:val="("/>
-                    <m:sepChr m:val=""/>
-                    <m:endChr m:val=")"/>
-                    <m:grow/>
-                  </m:dPr>
-                  <m:e>
-                    <m:r>
-                      <m:t>θ</m:t>
-                    </m:r>
-                  </m:e>
-                </m:d>
+                <m:r>
+                  <m:rPr>
+                    <m:sty m:val="p"/>
+                  </m:rPr>
+                  <m:t>(</m:t>
+                </m:r>
+                <m:r>
+                  <m:t>θ</m:t>
+                </m:r>
+                <m:r>
+                  <m:rPr>
+                    <m:sty m:val="p"/>
+                  </m:rPr>
+                  <m:t>)</m:t>
+                </m:r>
                 <m:r>
                   <m:rPr>
                     <m:sty m:val="p"/>
@@ -3146,19 +3200,21 @@
                   </m:rPr>
                   <m:t>sin</m:t>
                 </m:r>
-                <m:d>
-                  <m:dPr>
-                    <m:begChr m:val="("/>
-                    <m:sepChr m:val=""/>
-                    <m:endChr m:val=")"/>
-                    <m:grow/>
-                  </m:dPr>
-                  <m:e>
-                    <m:r>
-                      <m:t>θ</m:t>
-                    </m:r>
-                  </m:e>
-                </m:d>
+                <m:r>
+                  <m:rPr>
+                    <m:sty m:val="p"/>
+                  </m:rPr>
+                  <m:t>(</m:t>
+                </m:r>
+                <m:r>
+                  <m:t>θ</m:t>
+                </m:r>
+                <m:r>
+                  <m:rPr>
+                    <m:sty m:val="p"/>
+                  </m:rPr>
+                  <m:t>)</m:t>
+                </m:r>
                 <m:r>
                   <m:rPr>
                     <m:sty m:val="p"/>
@@ -3194,19 +3250,21 @@
                   </m:rPr>
                   <m:t>tan</m:t>
                 </m:r>
-                <m:d>
-                  <m:dPr>
-                    <m:begChr m:val="("/>
-                    <m:sepChr m:val=""/>
-                    <m:endChr m:val=")"/>
-                    <m:grow/>
-                  </m:dPr>
-                  <m:e>
-                    <m:r>
-                      <m:t>θ</m:t>
-                    </m:r>
-                  </m:e>
-                </m:d>
+                <m:r>
+                  <m:rPr>
+                    <m:sty m:val="p"/>
+                  </m:rPr>
+                  <m:t>(</m:t>
+                </m:r>
+                <m:r>
+                  <m:t>θ</m:t>
+                </m:r>
+                <m:r>
+                  <m:rPr>
+                    <m:sty m:val="p"/>
+                  </m:rPr>
+                  <m:t>)</m:t>
+                </m:r>
                 <m:r>
                   <m:rPr>
                     <m:sty m:val="p"/>
@@ -3245,19 +3303,21 @@
                       </m:rPr>
                       <m:t>sin</m:t>
                     </m:r>
-                    <m:d>
-                      <m:dPr>
-                        <m:begChr m:val="("/>
-                        <m:sepChr m:val=""/>
-                        <m:endChr m:val=")"/>
-                        <m:grow/>
-                      </m:dPr>
-                      <m:e>
-                        <m:r>
-                          <m:t>θ</m:t>
-                        </m:r>
-                      </m:e>
-                    </m:d>
+                    <m:r>
+                      <m:rPr>
+                        <m:sty m:val="p"/>
+                      </m:rPr>
+                      <m:t>(</m:t>
+                    </m:r>
+                    <m:r>
+                      <m:t>θ</m:t>
+                    </m:r>
+                    <m:r>
+                      <m:rPr>
+                        <m:sty m:val="p"/>
+                      </m:rPr>
+                      <m:t>)</m:t>
+                    </m:r>
                   </m:num>
                   <m:den>
                     <m:r>
@@ -3266,19 +3326,21 @@
                       </m:rPr>
                       <m:t>cos</m:t>
                     </m:r>
-                    <m:d>
-                      <m:dPr>
-                        <m:begChr m:val="("/>
-                        <m:sepChr m:val=""/>
-                        <m:endChr m:val=")"/>
-                        <m:grow/>
-                      </m:dPr>
-                      <m:e>
-                        <m:r>
-                          <m:t>θ</m:t>
-                        </m:r>
-                      </m:e>
-                    </m:d>
+                    <m:r>
+                      <m:rPr>
+                        <m:sty m:val="p"/>
+                      </m:rPr>
+                      <m:t>(</m:t>
+                    </m:r>
+                    <m:r>
+                      <m:t>θ</m:t>
+                    </m:r>
+                    <m:r>
+                      <m:rPr>
+                        <m:sty m:val="p"/>
+                      </m:rPr>
+                      <m:t>)</m:t>
+                    </m:r>
                   </m:den>
                 </m:f>
               </m:oMath>
@@ -3305,19 +3367,21 @@
           </m:rPr>
           <m:t>cos</m:t>
         </m:r>
-        <m:d>
-          <m:dPr>
-            <m:begChr m:val="("/>
-            <m:sepChr m:val=""/>
-            <m:endChr m:val=")"/>
-            <m:grow/>
-          </m:dPr>
-          <m:e>
-            <m:r>
-              <m:t>t</m:t>
-            </m:r>
-          </m:e>
-        </m:d>
+        <m:r>
+          <m:rPr>
+            <m:sty m:val="p"/>
+          </m:rPr>
+          <m:t>(</m:t>
+        </m:r>
+        <m:r>
+          <m:t>t</m:t>
+        </m:r>
+        <m:r>
+          <m:rPr>
+            <m:sty m:val="p"/>
+          </m:rPr>
+          <m:t>)</m:t>
+        </m:r>
         <m:r>
           <m:rPr>
             <m:sty m:val="p"/>
@@ -3330,19 +3394,21 @@
           </m:rPr>
           <m:t>sin</m:t>
         </m:r>
-        <m:d>
-          <m:dPr>
-            <m:begChr m:val="("/>
-            <m:sepChr m:val=""/>
-            <m:endChr m:val=")"/>
-            <m:grow/>
-          </m:dPr>
-          <m:e>
-            <m:r>
-              <m:t>t</m:t>
-            </m:r>
-          </m:e>
-        </m:d>
+        <m:r>
+          <m:rPr>
+            <m:sty m:val="p"/>
+          </m:rPr>
+          <m:t>(</m:t>
+        </m:r>
+        <m:r>
+          <m:t>t</m:t>
+        </m:r>
+        <m:r>
+          <m:rPr>
+            <m:sty m:val="p"/>
+          </m:rPr>
+          <m:t>)</m:t>
+        </m:r>
         <m:r>
           <m:rPr>
             <m:sty m:val="p"/>
@@ -3355,19 +3421,21 @@
           </m:rPr>
           <m:t>tan</m:t>
         </m:r>
-        <m:d>
-          <m:dPr>
-            <m:begChr m:val="("/>
-            <m:sepChr m:val=""/>
-            <m:endChr m:val=")"/>
-            <m:grow/>
-          </m:dPr>
-          <m:e>
-            <m:r>
-              <m:t>t</m:t>
-            </m:r>
-          </m:e>
-        </m:d>
+        <m:r>
+          <m:rPr>
+            <m:sty m:val="p"/>
+          </m:rPr>
+          <m:t>(</m:t>
+        </m:r>
+        <m:r>
+          <m:t>t</m:t>
+        </m:r>
+        <m:r>
+          <m:rPr>
+            <m:sty m:val="p"/>
+          </m:rPr>
+          <m:t>)</m:t>
+        </m:r>
       </m:oMath>
       <w:r>
         <w:t xml:space="preserve"> </w:t>
@@ -3403,7 +3471,7 @@
       <w:tr>
         <w:tc>
           <w:tcPr/>
-          <w:bookmarkStart w:id="54" w:name="fig-2"/>
+          <w:bookmarkStart w:id="43" w:name="fig-2"/>
           <w:p>
             <w:pPr>
               <w:pStyle w:val="Compact"/>
@@ -3414,18 +3482,18 @@
                 <wp:inline>
                   <wp:extent cx="5755521" cy="4162202"/>
                   <wp:effectExtent b="0" l="0" r="0" t="0"/>
-                  <wp:docPr descr="" title="" id="52" name="Picture"/>
+                  <wp:docPr descr="" title="" id="41" name="Picture"/>
                   <a:graphic>
                     <a:graphicData uri="http://schemas.openxmlformats.org/drawingml/2006/picture">
                       <pic:pic>
                         <pic:nvPicPr>
-                          <pic:cNvPr descr="./FiguresPNG/intrototrig-fig3-3.png" id="53" name="Picture"/>
+                          <pic:cNvPr descr="./FiguresPNG/intrototrig-fig3-3.png" id="42" name="Picture"/>
                           <pic:cNvPicPr>
                             <a:picLocks noChangeArrowheads="1" noChangeAspect="1"/>
                           </pic:cNvPicPr>
                         </pic:nvPicPr>
                         <pic:blipFill>
-                          <a:blip r:embed="rId51"/>
+                          <a:blip r:embed="rId40"/>
                           <a:stretch>
                             <a:fillRect/>
                           </a:stretch>
@@ -3465,7 +3533,7 @@
               <w:t xml:space="preserve">Figure 5: The unit circle, labelled with what each function represents.</w:t>
             </w:r>
           </w:p>
-          <w:bookmarkEnd w:id="54"/>
+          <w:bookmarkEnd w:id="43"/>
         </w:tc>
       </w:tr>
     </w:tbl>
@@ -3735,19 +3803,21 @@
           </m:rPr>
           <m:t>cos</m:t>
         </m:r>
-        <m:d>
-          <m:dPr>
-            <m:begChr m:val="("/>
-            <m:sepChr m:val=""/>
-            <m:endChr m:val=")"/>
-            <m:grow/>
-          </m:dPr>
-          <m:e>
-            <m:r>
-              <m:t>θ</m:t>
-            </m:r>
-          </m:e>
-        </m:d>
+        <m:r>
+          <m:rPr>
+            <m:sty m:val="p"/>
+          </m:rPr>
+          <m:t>(</m:t>
+        </m:r>
+        <m:r>
+          <m:t>θ</m:t>
+        </m:r>
+        <m:r>
+          <m:rPr>
+            <m:sty m:val="p"/>
+          </m:rPr>
+          <m:t>)</m:t>
+        </m:r>
         <m:r>
           <m:rPr>
             <m:sty m:val="p"/>
@@ -3774,19 +3844,21 @@
           </m:rPr>
           <m:t>sin</m:t>
         </m:r>
-        <m:d>
-          <m:dPr>
-            <m:begChr m:val="("/>
-            <m:sepChr m:val=""/>
-            <m:endChr m:val=")"/>
-            <m:grow/>
-          </m:dPr>
-          <m:e>
-            <m:r>
-              <m:t>θ</m:t>
-            </m:r>
-          </m:e>
-        </m:d>
+        <m:r>
+          <m:rPr>
+            <m:sty m:val="p"/>
+          </m:rPr>
+          <m:t>(</m:t>
+        </m:r>
+        <m:r>
+          <m:t>θ</m:t>
+        </m:r>
+        <m:r>
+          <m:rPr>
+            <m:sty m:val="p"/>
+          </m:rPr>
+          <m:t>)</m:t>
+        </m:r>
         <m:r>
           <m:rPr>
             <m:sty m:val="p"/>
@@ -3946,19 +4018,21 @@
           </m:rPr>
           <m:t>cos</m:t>
         </m:r>
-        <m:d>
-          <m:dPr>
-            <m:begChr m:val="("/>
-            <m:sepChr m:val=""/>
-            <m:endChr m:val=")"/>
-            <m:grow/>
-          </m:dPr>
-          <m:e>
-            <m:r>
-              <m:t>θ</m:t>
-            </m:r>
-          </m:e>
-        </m:d>
+        <m:r>
+          <m:rPr>
+            <m:sty m:val="p"/>
+          </m:rPr>
+          <m:t>(</m:t>
+        </m:r>
+        <m:r>
+          <m:t>θ</m:t>
+        </m:r>
+        <m:r>
+          <m:rPr>
+            <m:sty m:val="p"/>
+          </m:rPr>
+          <m:t>)</m:t>
+        </m:r>
         <m:r>
           <m:rPr>
             <m:sty m:val="p"/>
@@ -3985,19 +4059,21 @@
           </m:rPr>
           <m:t>sin</m:t>
         </m:r>
-        <m:d>
-          <m:dPr>
-            <m:begChr m:val="("/>
-            <m:sepChr m:val=""/>
-            <m:endChr m:val=")"/>
-            <m:grow/>
-          </m:dPr>
-          <m:e>
-            <m:r>
-              <m:t>θ</m:t>
-            </m:r>
-          </m:e>
-        </m:d>
+        <m:r>
+          <m:rPr>
+            <m:sty m:val="p"/>
+          </m:rPr>
+          <m:t>(</m:t>
+        </m:r>
+        <m:r>
+          <m:t>θ</m:t>
+        </m:r>
+        <m:r>
+          <m:rPr>
+            <m:sty m:val="p"/>
+          </m:rPr>
+          <m:t>)</m:t>
+        </m:r>
         <m:r>
           <m:rPr>
             <m:sty m:val="p"/>
@@ -4021,19 +4097,21 @@
           </m:rPr>
           <m:t>tan</m:t>
         </m:r>
-        <m:d>
-          <m:dPr>
-            <m:begChr m:val="("/>
-            <m:sepChr m:val=""/>
-            <m:endChr m:val=")"/>
-            <m:grow/>
-          </m:dPr>
-          <m:e>
-            <m:r>
-              <m:t>θ</m:t>
-            </m:r>
-          </m:e>
-        </m:d>
+        <m:r>
+          <m:rPr>
+            <m:sty m:val="p"/>
+          </m:rPr>
+          <m:t>(</m:t>
+        </m:r>
+        <m:r>
+          <m:t>θ</m:t>
+        </m:r>
+        <m:r>
+          <m:rPr>
+            <m:sty m:val="p"/>
+          </m:rPr>
+          <m:t>)</m:t>
+        </m:r>
         <m:r>
           <m:rPr>
             <m:sty m:val="p"/>
@@ -4167,19 +4245,21 @@
           </m:rPr>
           <m:t>cos</m:t>
         </m:r>
-        <m:d>
-          <m:dPr>
-            <m:begChr m:val="("/>
-            <m:sepChr m:val=""/>
-            <m:endChr m:val=")"/>
-            <m:grow/>
-          </m:dPr>
-          <m:e>
-            <m:r>
-              <m:t>θ</m:t>
-            </m:r>
-          </m:e>
-        </m:d>
+        <m:r>
+          <m:rPr>
+            <m:sty m:val="p"/>
+          </m:rPr>
+          <m:t>(</m:t>
+        </m:r>
+        <m:r>
+          <m:t>θ</m:t>
+        </m:r>
+        <m:r>
+          <m:rPr>
+            <m:sty m:val="p"/>
+          </m:rPr>
+          <m:t>)</m:t>
+        </m:r>
         <m:r>
           <m:rPr>
             <m:sty m:val="p"/>
@@ -4206,19 +4286,21 @@
           </m:rPr>
           <m:t>sin</m:t>
         </m:r>
-        <m:d>
-          <m:dPr>
-            <m:begChr m:val="("/>
-            <m:sepChr m:val=""/>
-            <m:endChr m:val=")"/>
-            <m:grow/>
-          </m:dPr>
-          <m:e>
-            <m:r>
-              <m:t>θ</m:t>
-            </m:r>
-          </m:e>
-        </m:d>
+        <m:r>
+          <m:rPr>
+            <m:sty m:val="p"/>
+          </m:rPr>
+          <m:t>(</m:t>
+        </m:r>
+        <m:r>
+          <m:t>θ</m:t>
+        </m:r>
+        <m:r>
+          <m:rPr>
+            <m:sty m:val="p"/>
+          </m:rPr>
+          <m:t>)</m:t>
+        </m:r>
         <m:r>
           <m:rPr>
             <m:sty m:val="p"/>
@@ -4242,19 +4324,21 @@
           </m:rPr>
           <m:t>tan</m:t>
         </m:r>
-        <m:d>
-          <m:dPr>
-            <m:begChr m:val="("/>
-            <m:sepChr m:val=""/>
-            <m:endChr m:val=")"/>
-            <m:grow/>
-          </m:dPr>
-          <m:e>
-            <m:r>
-              <m:t>θ</m:t>
-            </m:r>
-          </m:e>
-        </m:d>
+        <m:r>
+          <m:rPr>
+            <m:sty m:val="p"/>
+          </m:rPr>
+          <m:t>(</m:t>
+        </m:r>
+        <m:r>
+          <m:t>θ</m:t>
+        </m:r>
+        <m:r>
+          <m:rPr>
+            <m:sty m:val="p"/>
+          </m:rPr>
+          <m:t>)</m:t>
+        </m:r>
         <m:r>
           <m:rPr>
             <m:sty m:val="p"/>
@@ -4388,19 +4472,21 @@
           </m:rPr>
           <m:t>cos</m:t>
         </m:r>
-        <m:d>
-          <m:dPr>
-            <m:begChr m:val="("/>
-            <m:sepChr m:val=""/>
-            <m:endChr m:val=")"/>
-            <m:grow/>
-          </m:dPr>
-          <m:e>
-            <m:r>
-              <m:t>θ</m:t>
-            </m:r>
-          </m:e>
-        </m:d>
+        <m:r>
+          <m:rPr>
+            <m:sty m:val="p"/>
+          </m:rPr>
+          <m:t>(</m:t>
+        </m:r>
+        <m:r>
+          <m:t>θ</m:t>
+        </m:r>
+        <m:r>
+          <m:rPr>
+            <m:sty m:val="p"/>
+          </m:rPr>
+          <m:t>)</m:t>
+        </m:r>
         <m:r>
           <m:rPr>
             <m:sty m:val="p"/>
@@ -4427,19 +4513,21 @@
           </m:rPr>
           <m:t>sin</m:t>
         </m:r>
-        <m:d>
-          <m:dPr>
-            <m:begChr m:val="("/>
-            <m:sepChr m:val=""/>
-            <m:endChr m:val=")"/>
-            <m:grow/>
-          </m:dPr>
-          <m:e>
-            <m:r>
-              <m:t>θ</m:t>
-            </m:r>
-          </m:e>
-        </m:d>
+        <m:r>
+          <m:rPr>
+            <m:sty m:val="p"/>
+          </m:rPr>
+          <m:t>(</m:t>
+        </m:r>
+        <m:r>
+          <m:t>θ</m:t>
+        </m:r>
+        <m:r>
+          <m:rPr>
+            <m:sty m:val="p"/>
+          </m:rPr>
+          <m:t>)</m:t>
+        </m:r>
         <m:r>
           <m:rPr>
             <m:sty m:val="p"/>
@@ -4463,19 +4551,21 @@
           </m:rPr>
           <m:t>tan</m:t>
         </m:r>
-        <m:d>
-          <m:dPr>
-            <m:begChr m:val="("/>
-            <m:sepChr m:val=""/>
-            <m:endChr m:val=")"/>
-            <m:grow/>
-          </m:dPr>
-          <m:e>
-            <m:r>
-              <m:t>θ</m:t>
-            </m:r>
-          </m:e>
-        </m:d>
+        <m:r>
+          <m:rPr>
+            <m:sty m:val="p"/>
+          </m:rPr>
+          <m:t>(</m:t>
+        </m:r>
+        <m:r>
+          <m:t>θ</m:t>
+        </m:r>
+        <m:r>
+          <m:rPr>
+            <m:sty m:val="p"/>
+          </m:rPr>
+          <m:t>)</m:t>
+        </m:r>
         <m:r>
           <m:rPr>
             <m:sty m:val="p"/>
@@ -4528,7 +4618,7 @@
       <w:tr>
         <w:tc>
           <w:tcPr/>
-          <w:bookmarkStart w:id="58" w:name="fig-5"/>
+          <w:bookmarkStart w:id="47" w:name="fig-5"/>
           <w:p>
             <w:pPr>
               <w:pStyle w:val="Compact"/>
@@ -4539,18 +4629,18 @@
                 <wp:inline>
                   <wp:extent cx="5755521" cy="3229452"/>
                   <wp:effectExtent b="0" l="0" r="0" t="0"/>
-                  <wp:docPr descr="" title="" id="56" name="Picture"/>
+                  <wp:docPr descr="" title="" id="45" name="Picture"/>
                   <a:graphic>
                     <a:graphicData uri="http://schemas.openxmlformats.org/drawingml/2006/picture">
                       <pic:pic>
                         <pic:nvPicPr>
-                          <pic:cNvPr descr="./FiguresPNG/intrototrig-fig5-5.png" id="57" name="Picture"/>
+                          <pic:cNvPr descr="./FiguresPNG/intrototrig-fig5-5.png" id="46" name="Picture"/>
                           <pic:cNvPicPr>
                             <a:picLocks noChangeArrowheads="1" noChangeAspect="1"/>
                           </pic:cNvPicPr>
                         </pic:nvPicPr>
                         <pic:blipFill>
-                          <a:blip r:embed="rId55"/>
+                          <a:blip r:embed="rId44"/>
                           <a:stretch>
                             <a:fillRect/>
                           </a:stretch>
@@ -4590,7 +4680,7 @@
               <w:t xml:space="preserve">Figure 6: A graphical depiction of signs of trigonometric functions in each quadrant.</w:t>
             </w:r>
           </w:p>
-          <w:bookmarkEnd w:id="58"/>
+          <w:bookmarkEnd w:id="47"/>
         </w:tc>
       </w:tr>
     </w:tbl>
@@ -4881,19 +4971,21 @@
           </m:rPr>
           <m:t>cos</m:t>
         </m:r>
-        <m:d>
-          <m:dPr>
-            <m:begChr m:val="("/>
-            <m:sepChr m:val=""/>
-            <m:endChr m:val=")"/>
-            <m:grow/>
-          </m:dPr>
-          <m:e>
-            <m:r>
-              <m:t>0</m:t>
-            </m:r>
-          </m:e>
-        </m:d>
+        <m:r>
+          <m:rPr>
+            <m:sty m:val="p"/>
+          </m:rPr>
+          <m:t>(</m:t>
+        </m:r>
+        <m:r>
+          <m:t>0</m:t>
+        </m:r>
+        <m:r>
+          <m:rPr>
+            <m:sty m:val="p"/>
+          </m:rPr>
+          <m:t>)</m:t>
+        </m:r>
         <m:r>
           <m:rPr>
             <m:sty m:val="p"/>
@@ -4938,19 +5030,21 @@
           </m:rPr>
           <m:t>sin</m:t>
         </m:r>
-        <m:d>
-          <m:dPr>
-            <m:begChr m:val="("/>
-            <m:sepChr m:val=""/>
-            <m:endChr m:val=")"/>
-            <m:grow/>
-          </m:dPr>
-          <m:e>
-            <m:r>
-              <m:t>0</m:t>
-            </m:r>
-          </m:e>
-        </m:d>
+        <m:r>
+          <m:rPr>
+            <m:sty m:val="p"/>
+          </m:rPr>
+          <m:t>(</m:t>
+        </m:r>
+        <m:r>
+          <m:t>0</m:t>
+        </m:r>
+        <m:r>
+          <m:rPr>
+            <m:sty m:val="p"/>
+          </m:rPr>
+          <m:t>)</m:t>
+        </m:r>
         <m:r>
           <m:rPr>
             <m:sty m:val="p"/>
@@ -4998,19 +5092,21 @@
           </m:rPr>
           <m:t>tan</m:t>
         </m:r>
-        <m:d>
-          <m:dPr>
-            <m:begChr m:val="("/>
-            <m:sepChr m:val=""/>
-            <m:endChr m:val=")"/>
-            <m:grow/>
-          </m:dPr>
-          <m:e>
-            <m:r>
-              <m:t>0</m:t>
-            </m:r>
-          </m:e>
-        </m:d>
+        <m:r>
+          <m:rPr>
+            <m:sty m:val="p"/>
+          </m:rPr>
+          <m:t>(</m:t>
+        </m:r>
+        <m:r>
+          <m:t>0</m:t>
+        </m:r>
+        <m:r>
+          <m:rPr>
+            <m:sty m:val="p"/>
+          </m:rPr>
+          <m:t>)</m:t>
+        </m:r>
         <m:r>
           <m:rPr>
             <m:sty m:val="p"/>
@@ -5023,19 +5119,21 @@
           </m:rPr>
           <m:t>sin</m:t>
         </m:r>
-        <m:d>
-          <m:dPr>
-            <m:begChr m:val="("/>
-            <m:sepChr m:val=""/>
-            <m:endChr m:val=")"/>
-            <m:grow/>
-          </m:dPr>
-          <m:e>
-            <m:r>
-              <m:t>0</m:t>
-            </m:r>
-          </m:e>
-        </m:d>
+        <m:r>
+          <m:rPr>
+            <m:sty m:val="p"/>
+          </m:rPr>
+          <m:t>(</m:t>
+        </m:r>
+        <m:r>
+          <m:t>0</m:t>
+        </m:r>
+        <m:r>
+          <m:rPr>
+            <m:sty m:val="p"/>
+          </m:rPr>
+          <m:t>)</m:t>
+        </m:r>
         <m:r>
           <m:rPr>
             <m:sty m:val="p"/>
@@ -5048,19 +5146,21 @@
           </m:rPr>
           <m:t>cos</m:t>
         </m:r>
-        <m:d>
-          <m:dPr>
-            <m:begChr m:val="("/>
-            <m:sepChr m:val=""/>
-            <m:endChr m:val=")"/>
-            <m:grow/>
-          </m:dPr>
-          <m:e>
-            <m:r>
-              <m:t>0</m:t>
-            </m:r>
-          </m:e>
-        </m:d>
+        <m:r>
+          <m:rPr>
+            <m:sty m:val="p"/>
+          </m:rPr>
+          <m:t>(</m:t>
+        </m:r>
+        <m:r>
+          <m:t>0</m:t>
+        </m:r>
+        <m:r>
+          <m:rPr>
+            <m:sty m:val="p"/>
+          </m:rPr>
+          <m:t>)</m:t>
+        </m:r>
         <m:r>
           <m:rPr>
             <m:sty m:val="p"/>
@@ -5219,31 +5319,33 @@
           </m:rPr>
           <m:t>cos</m:t>
         </m:r>
-        <m:d>
-          <m:dPr>
-            <m:begChr m:val="("/>
-            <m:sepChr m:val=""/>
-            <m:endChr m:val=")"/>
-            <m:grow/>
-          </m:dPr>
+        <m:r>
+          <m:rPr>
+            <m:sty m:val="p"/>
+          </m:rPr>
+          <m:t>(</m:t>
+        </m:r>
+        <m:sSup>
           <m:e>
-            <m:sSup>
-              <m:e>
-                <m:r>
-                  <m:t>90</m:t>
-                </m:r>
-              </m:e>
-              <m:sup>
-                <m:r>
-                  <m:rPr>
-                    <m:sty m:val="p"/>
-                  </m:rPr>
-                  <m:t>∘</m:t>
-                </m:r>
-              </m:sup>
-            </m:sSup>
+            <m:r>
+              <m:t>90</m:t>
+            </m:r>
           </m:e>
-        </m:d>
+          <m:sup>
+            <m:r>
+              <m:rPr>
+                <m:sty m:val="p"/>
+              </m:rPr>
+              <m:t>∘</m:t>
+            </m:r>
+          </m:sup>
+        </m:sSup>
+        <m:r>
+          <m:rPr>
+            <m:sty m:val="p"/>
+          </m:rPr>
+          <m:t>)</m:t>
+        </m:r>
         <m:r>
           <m:rPr>
             <m:sty m:val="p"/>
@@ -5288,31 +5390,33 @@
           </m:rPr>
           <m:t>sin</m:t>
         </m:r>
-        <m:d>
-          <m:dPr>
-            <m:begChr m:val="("/>
-            <m:sepChr m:val=""/>
-            <m:endChr m:val=")"/>
-            <m:grow/>
-          </m:dPr>
+        <m:r>
+          <m:rPr>
+            <m:sty m:val="p"/>
+          </m:rPr>
+          <m:t>(</m:t>
+        </m:r>
+        <m:sSup>
           <m:e>
-            <m:sSup>
-              <m:e>
-                <m:r>
-                  <m:t>90</m:t>
-                </m:r>
-              </m:e>
-              <m:sup>
-                <m:r>
-                  <m:rPr>
-                    <m:sty m:val="p"/>
-                  </m:rPr>
-                  <m:t>∘</m:t>
-                </m:r>
-              </m:sup>
-            </m:sSup>
+            <m:r>
+              <m:t>90</m:t>
+            </m:r>
           </m:e>
-        </m:d>
+          <m:sup>
+            <m:r>
+              <m:rPr>
+                <m:sty m:val="p"/>
+              </m:rPr>
+              <m:t>∘</m:t>
+            </m:r>
+          </m:sup>
+        </m:sSup>
+        <m:r>
+          <m:rPr>
+            <m:sty m:val="p"/>
+          </m:rPr>
+          <m:t>)</m:t>
+        </m:r>
         <m:r>
           <m:rPr>
             <m:sty m:val="p"/>
@@ -5354,31 +5458,33 @@
           </m:rPr>
           <m:t>tan</m:t>
         </m:r>
-        <m:d>
-          <m:dPr>
-            <m:begChr m:val="("/>
-            <m:sepChr m:val=""/>
-            <m:endChr m:val=")"/>
-            <m:grow/>
-          </m:dPr>
+        <m:r>
+          <m:rPr>
+            <m:sty m:val="p"/>
+          </m:rPr>
+          <m:t>(</m:t>
+        </m:r>
+        <m:sSup>
           <m:e>
-            <m:sSup>
-              <m:e>
-                <m:r>
-                  <m:t>90</m:t>
-                </m:r>
-              </m:e>
-              <m:sup>
-                <m:r>
-                  <m:rPr>
-                    <m:sty m:val="p"/>
-                  </m:rPr>
-                  <m:t>∘</m:t>
-                </m:r>
-              </m:sup>
-            </m:sSup>
+            <m:r>
+              <m:t>90</m:t>
+            </m:r>
           </m:e>
-        </m:d>
+          <m:sup>
+            <m:r>
+              <m:rPr>
+                <m:sty m:val="p"/>
+              </m:rPr>
+              <m:t>∘</m:t>
+            </m:r>
+          </m:sup>
+        </m:sSup>
+        <m:r>
+          <m:rPr>
+            <m:sty m:val="p"/>
+          </m:rPr>
+          <m:t>)</m:t>
+        </m:r>
       </m:oMath>
       <w:r>
         <w:t xml:space="preserve"> </w:t>
@@ -5412,31 +5518,33 @@
           </m:rPr>
           <m:t>cos</m:t>
         </m:r>
-        <m:d>
-          <m:dPr>
-            <m:begChr m:val="("/>
-            <m:sepChr m:val=""/>
-            <m:endChr m:val=")"/>
-            <m:grow/>
-          </m:dPr>
+        <m:r>
+          <m:rPr>
+            <m:sty m:val="p"/>
+          </m:rPr>
+          <m:t>(</m:t>
+        </m:r>
+        <m:sSup>
           <m:e>
-            <m:sSup>
-              <m:e>
-                <m:r>
-                  <m:t>90</m:t>
-                </m:r>
-              </m:e>
-              <m:sup>
-                <m:r>
-                  <m:rPr>
-                    <m:sty m:val="p"/>
-                  </m:rPr>
-                  <m:t>∘</m:t>
-                </m:r>
-              </m:sup>
-            </m:sSup>
+            <m:r>
+              <m:t>90</m:t>
+            </m:r>
           </m:e>
-        </m:d>
+          <m:sup>
+            <m:r>
+              <m:rPr>
+                <m:sty m:val="p"/>
+              </m:rPr>
+              <m:t>∘</m:t>
+            </m:r>
+          </m:sup>
+        </m:sSup>
+        <m:r>
+          <m:rPr>
+            <m:sty m:val="p"/>
+          </m:rPr>
+          <m:t>)</m:t>
+        </m:r>
         <m:r>
           <m:rPr>
             <m:sty m:val="p"/>
@@ -5583,286 +5691,298 @@
           </m:rPr>
           <m:t>cos</m:t>
         </m:r>
-        <m:d>
-          <m:dPr>
-            <m:begChr m:val="("/>
-            <m:sepChr m:val=""/>
-            <m:endChr m:val=")"/>
-            <m:grow/>
-          </m:dPr>
+        <m:r>
+          <m:rPr>
+            <m:sty m:val="p"/>
+          </m:rPr>
+          <m:t>(</m:t>
+        </m:r>
+        <m:sSup>
           <m:e>
-            <m:sSup>
-              <m:e>
-                <m:r>
-                  <m:t>180</m:t>
-                </m:r>
-              </m:e>
-              <m:sup>
-                <m:r>
-                  <m:rPr>
-                    <m:sty m:val="p"/>
-                  </m:rPr>
-                  <m:t>∘</m:t>
-                </m:r>
-              </m:sup>
-            </m:sSup>
+            <m:r>
+              <m:t>180</m:t>
+            </m:r>
           </m:e>
-        </m:d>
-        <m:r>
-          <m:rPr>
-            <m:sty m:val="p"/>
-          </m:rPr>
-          <m:t>=</m:t>
-        </m:r>
-        <m:r>
-          <m:rPr>
-            <m:sty m:val="p"/>
-          </m:rPr>
-          <m:t>−</m:t>
-        </m:r>
-        <m:r>
-          <m:t>1</m:t>
-        </m:r>
-        <m:r>
-          <m:rPr>
-            <m:sty m:val="p"/>
-          </m:rPr>
-          <m:t>/</m:t>
-        </m:r>
-        <m:r>
-          <m:t>1</m:t>
-        </m:r>
-        <m:r>
-          <m:rPr>
-            <m:sty m:val="p"/>
-          </m:rPr>
-          <m:t>=</m:t>
-        </m:r>
-        <m:r>
-          <m:rPr>
-            <m:sty m:val="p"/>
-          </m:rPr>
-          <m:t>−</m:t>
-        </m:r>
-        <m:r>
-          <m:t>1</m:t>
-        </m:r>
-      </m:oMath>
-      <w:r>
-        <w:t xml:space="preserve"> </w:t>
-      </w:r>
-      <w:r>
-        <w:t xml:space="preserve">and</w:t>
-      </w:r>
-      <w:r>
-        <w:t xml:space="preserve"> </w:t>
-      </w:r>
-      <m:oMath>
-        <m:r>
-          <m:rPr>
-            <m:sty m:val="p"/>
-          </m:rPr>
-          <m:t>sin</m:t>
-        </m:r>
-        <m:d>
-          <m:dPr>
-            <m:begChr m:val="("/>
-            <m:sepChr m:val=""/>
-            <m:endChr m:val=")"/>
-            <m:grow/>
-          </m:dPr>
-          <m:e>
-            <m:sSup>
-              <m:e>
-                <m:r>
-                  <m:t>180</m:t>
-                </m:r>
-              </m:e>
-              <m:sup>
-                <m:r>
-                  <m:rPr>
-                    <m:sty m:val="p"/>
-                  </m:rPr>
-                  <m:t>∘</m:t>
-                </m:r>
-              </m:sup>
-            </m:sSup>
-          </m:e>
-        </m:d>
-        <m:r>
-          <m:rPr>
-            <m:sty m:val="p"/>
-          </m:rPr>
-          <m:t>=</m:t>
-        </m:r>
-        <m:r>
-          <m:t>0</m:t>
-        </m:r>
-        <m:r>
-          <m:rPr>
-            <m:sty m:val="p"/>
-          </m:rPr>
-          <m:t>/</m:t>
-        </m:r>
-        <m:r>
-          <m:t>1</m:t>
-        </m:r>
-        <m:r>
-          <m:rPr>
-            <m:sty m:val="p"/>
-          </m:rPr>
-          <m:t>=</m:t>
-        </m:r>
-        <m:r>
-          <m:t>0</m:t>
-        </m:r>
-      </m:oMath>
-      <w:r>
-        <w:t xml:space="preserve">. In this case,</w:t>
-      </w:r>
-      <w:r>
-        <w:t xml:space="preserve"> </w:t>
-      </w:r>
-      <m:oMath>
-        <m:r>
-          <m:rPr>
-            <m:sty m:val="p"/>
-          </m:rPr>
-          <m:t>tan</m:t>
-        </m:r>
-        <m:d>
-          <m:dPr>
-            <m:begChr m:val="("/>
-            <m:sepChr m:val=""/>
-            <m:endChr m:val=")"/>
-            <m:grow/>
-          </m:dPr>
-          <m:e>
-            <m:sSup>
-              <m:e>
-                <m:r>
-                  <m:t>180</m:t>
-                </m:r>
-              </m:e>
-              <m:sup>
-                <m:r>
-                  <m:rPr>
-                    <m:sty m:val="p"/>
-                  </m:rPr>
-                  <m:t>∘</m:t>
-                </m:r>
-              </m:sup>
-            </m:sSup>
-          </m:e>
-        </m:d>
-        <m:r>
-          <m:rPr>
-            <m:sty m:val="p"/>
-          </m:rPr>
-          <m:t>=</m:t>
-        </m:r>
-        <m:r>
-          <m:rPr>
-            <m:sty m:val="p"/>
-          </m:rPr>
-          <m:t>sin</m:t>
-        </m:r>
-        <m:d>
-          <m:dPr>
-            <m:begChr m:val="("/>
-            <m:sepChr m:val=""/>
-            <m:endChr m:val=")"/>
-            <m:grow/>
-          </m:dPr>
-          <m:e>
-            <m:sSup>
-              <m:e>
-                <m:r>
-                  <m:t>180</m:t>
-                </m:r>
-              </m:e>
-              <m:sup>
-                <m:r>
-                  <m:rPr>
-                    <m:sty m:val="p"/>
-                  </m:rPr>
-                  <m:t>∘</m:t>
-                </m:r>
-              </m:sup>
-            </m:sSup>
-          </m:e>
-        </m:d>
-        <m:r>
-          <m:rPr>
-            <m:sty m:val="p"/>
-          </m:rPr>
-          <m:t>/</m:t>
-        </m:r>
-        <m:r>
-          <m:rPr>
-            <m:sty m:val="p"/>
-          </m:rPr>
-          <m:t>cos</m:t>
-        </m:r>
-        <m:d>
-          <m:dPr>
-            <m:begChr m:val="("/>
-            <m:sepChr m:val=""/>
-            <m:endChr m:val=")"/>
-            <m:grow/>
-          </m:dPr>
-          <m:e>
-            <m:sSup>
-              <m:e>
-                <m:r>
-                  <m:t>180</m:t>
-                </m:r>
-              </m:e>
-              <m:sup>
-                <m:r>
-                  <m:rPr>
-                    <m:sty m:val="p"/>
-                  </m:rPr>
-                  <m:t>∘</m:t>
-                </m:r>
-              </m:sup>
-            </m:sSup>
-          </m:e>
-        </m:d>
-        <m:r>
-          <m:rPr>
-            <m:sty m:val="p"/>
-          </m:rPr>
-          <m:t>=</m:t>
-        </m:r>
-        <m:r>
-          <m:t>0</m:t>
-        </m:r>
-        <m:r>
-          <m:rPr>
-            <m:sty m:val="p"/>
-          </m:rPr>
-          <m:t>/</m:t>
-        </m:r>
-        <m:d>
-          <m:dPr>
-            <m:begChr m:val="("/>
-            <m:sepChr m:val=""/>
-            <m:endChr m:val=")"/>
-            <m:grow/>
-          </m:dPr>
-          <m:e>
+          <m:sup>
             <m:r>
               <m:rPr>
                 <m:sty m:val="p"/>
               </m:rPr>
-              <m:t>−</m:t>
+              <m:t>∘</m:t>
             </m:r>
+          </m:sup>
+        </m:sSup>
+        <m:r>
+          <m:rPr>
+            <m:sty m:val="p"/>
+          </m:rPr>
+          <m:t>)</m:t>
+        </m:r>
+        <m:r>
+          <m:rPr>
+            <m:sty m:val="p"/>
+          </m:rPr>
+          <m:t>=</m:t>
+        </m:r>
+        <m:r>
+          <m:rPr>
+            <m:sty m:val="p"/>
+          </m:rPr>
+          <m:t>−</m:t>
+        </m:r>
+        <m:r>
+          <m:t>1</m:t>
+        </m:r>
+        <m:r>
+          <m:rPr>
+            <m:sty m:val="p"/>
+          </m:rPr>
+          <m:t>/</m:t>
+        </m:r>
+        <m:r>
+          <m:t>1</m:t>
+        </m:r>
+        <m:r>
+          <m:rPr>
+            <m:sty m:val="p"/>
+          </m:rPr>
+          <m:t>=</m:t>
+        </m:r>
+        <m:r>
+          <m:rPr>
+            <m:sty m:val="p"/>
+          </m:rPr>
+          <m:t>−</m:t>
+        </m:r>
+        <m:r>
+          <m:t>1</m:t>
+        </m:r>
+      </m:oMath>
+      <w:r>
+        <w:t xml:space="preserve"> </w:t>
+      </w:r>
+      <w:r>
+        <w:t xml:space="preserve">and</w:t>
+      </w:r>
+      <w:r>
+        <w:t xml:space="preserve"> </w:t>
+      </w:r>
+      <m:oMath>
+        <m:r>
+          <m:rPr>
+            <m:sty m:val="p"/>
+          </m:rPr>
+          <m:t>sin</m:t>
+        </m:r>
+        <m:r>
+          <m:rPr>
+            <m:sty m:val="p"/>
+          </m:rPr>
+          <m:t>(</m:t>
+        </m:r>
+        <m:sSup>
+          <m:e>
             <m:r>
-              <m:t>1</m:t>
+              <m:t>180</m:t>
             </m:r>
           </m:e>
-        </m:d>
+          <m:sup>
+            <m:r>
+              <m:rPr>
+                <m:sty m:val="p"/>
+              </m:rPr>
+              <m:t>∘</m:t>
+            </m:r>
+          </m:sup>
+        </m:sSup>
+        <m:r>
+          <m:rPr>
+            <m:sty m:val="p"/>
+          </m:rPr>
+          <m:t>)</m:t>
+        </m:r>
+        <m:r>
+          <m:rPr>
+            <m:sty m:val="p"/>
+          </m:rPr>
+          <m:t>=</m:t>
+        </m:r>
+        <m:r>
+          <m:t>0</m:t>
+        </m:r>
+        <m:r>
+          <m:rPr>
+            <m:sty m:val="p"/>
+          </m:rPr>
+          <m:t>/</m:t>
+        </m:r>
+        <m:r>
+          <m:t>1</m:t>
+        </m:r>
+        <m:r>
+          <m:rPr>
+            <m:sty m:val="p"/>
+          </m:rPr>
+          <m:t>=</m:t>
+        </m:r>
+        <m:r>
+          <m:t>0</m:t>
+        </m:r>
+      </m:oMath>
+      <w:r>
+        <w:t xml:space="preserve">. In this case,</w:t>
+      </w:r>
+      <w:r>
+        <w:t xml:space="preserve"> </w:t>
+      </w:r>
+      <m:oMath>
+        <m:r>
+          <m:rPr>
+            <m:sty m:val="p"/>
+          </m:rPr>
+          <m:t>tan</m:t>
+        </m:r>
+        <m:r>
+          <m:rPr>
+            <m:sty m:val="p"/>
+          </m:rPr>
+          <m:t>(</m:t>
+        </m:r>
+        <m:sSup>
+          <m:e>
+            <m:r>
+              <m:t>180</m:t>
+            </m:r>
+          </m:e>
+          <m:sup>
+            <m:r>
+              <m:rPr>
+                <m:sty m:val="p"/>
+              </m:rPr>
+              <m:t>∘</m:t>
+            </m:r>
+          </m:sup>
+        </m:sSup>
+        <m:r>
+          <m:rPr>
+            <m:sty m:val="p"/>
+          </m:rPr>
+          <m:t>)</m:t>
+        </m:r>
+        <m:r>
+          <m:rPr>
+            <m:sty m:val="p"/>
+          </m:rPr>
+          <m:t>=</m:t>
+        </m:r>
+        <m:r>
+          <m:rPr>
+            <m:sty m:val="p"/>
+          </m:rPr>
+          <m:t>sin</m:t>
+        </m:r>
+        <m:r>
+          <m:rPr>
+            <m:sty m:val="p"/>
+          </m:rPr>
+          <m:t>(</m:t>
+        </m:r>
+        <m:sSup>
+          <m:e>
+            <m:r>
+              <m:t>180</m:t>
+            </m:r>
+          </m:e>
+          <m:sup>
+            <m:r>
+              <m:rPr>
+                <m:sty m:val="p"/>
+              </m:rPr>
+              <m:t>∘</m:t>
+            </m:r>
+          </m:sup>
+        </m:sSup>
+        <m:r>
+          <m:rPr>
+            <m:sty m:val="p"/>
+          </m:rPr>
+          <m:t>)</m:t>
+        </m:r>
+        <m:r>
+          <m:rPr>
+            <m:sty m:val="p"/>
+          </m:rPr>
+          <m:t>/</m:t>
+        </m:r>
+        <m:r>
+          <m:rPr>
+            <m:sty m:val="p"/>
+          </m:rPr>
+          <m:t>cos</m:t>
+        </m:r>
+        <m:r>
+          <m:rPr>
+            <m:sty m:val="p"/>
+          </m:rPr>
+          <m:t>(</m:t>
+        </m:r>
+        <m:sSup>
+          <m:e>
+            <m:r>
+              <m:t>180</m:t>
+            </m:r>
+          </m:e>
+          <m:sup>
+            <m:r>
+              <m:rPr>
+                <m:sty m:val="p"/>
+              </m:rPr>
+              <m:t>∘</m:t>
+            </m:r>
+          </m:sup>
+        </m:sSup>
+        <m:r>
+          <m:rPr>
+            <m:sty m:val="p"/>
+          </m:rPr>
+          <m:t>)</m:t>
+        </m:r>
+        <m:r>
+          <m:rPr>
+            <m:sty m:val="p"/>
+          </m:rPr>
+          <m:t>=</m:t>
+        </m:r>
+        <m:r>
+          <m:t>0</m:t>
+        </m:r>
+        <m:r>
+          <m:rPr>
+            <m:sty m:val="p"/>
+          </m:rPr>
+          <m:t>/</m:t>
+        </m:r>
+        <m:r>
+          <m:rPr>
+            <m:sty m:val="p"/>
+          </m:rPr>
+          <m:t>(</m:t>
+        </m:r>
+        <m:r>
+          <m:rPr>
+            <m:sty m:val="p"/>
+          </m:rPr>
+          <m:t>−</m:t>
+        </m:r>
+        <m:r>
+          <m:t>1</m:t>
+        </m:r>
+        <m:r>
+          <m:rPr>
+            <m:sty m:val="p"/>
+          </m:rPr>
+          <m:t>)</m:t>
+        </m:r>
         <m:r>
           <m:rPr>
             <m:sty m:val="p"/>
@@ -6156,31 +6276,33 @@
           </m:rPr>
           <m:t>tan</m:t>
         </m:r>
-        <m:d>
-          <m:dPr>
-            <m:begChr m:val="("/>
-            <m:sepChr m:val=""/>
-            <m:endChr m:val=")"/>
-            <m:grow/>
-          </m:dPr>
+        <m:r>
+          <m:rPr>
+            <m:sty m:val="p"/>
+          </m:rPr>
+          <m:t>(</m:t>
+        </m:r>
+        <m:sSup>
           <m:e>
-            <m:sSup>
-              <m:e>
-                <m:r>
-                  <m:t>270</m:t>
-                </m:r>
-              </m:e>
-              <m:sup>
-                <m:r>
-                  <m:rPr>
-                    <m:sty m:val="p"/>
-                  </m:rPr>
-                  <m:t>∘</m:t>
-                </m:r>
-              </m:sup>
-            </m:sSup>
+            <m:r>
+              <m:t>270</m:t>
+            </m:r>
           </m:e>
-        </m:d>
+          <m:sup>
+            <m:r>
+              <m:rPr>
+                <m:sty m:val="p"/>
+              </m:rPr>
+              <m:t>∘</m:t>
+            </m:r>
+          </m:sup>
+        </m:sSup>
+        <m:r>
+          <m:rPr>
+            <m:sty m:val="p"/>
+          </m:rPr>
+          <m:t>)</m:t>
+        </m:r>
       </m:oMath>
       <w:r>
         <w:t xml:space="preserve"> </w:t>
@@ -6214,31 +6336,33 @@
           </m:rPr>
           <m:t>cos</m:t>
         </m:r>
-        <m:d>
-          <m:dPr>
-            <m:begChr m:val="("/>
-            <m:sepChr m:val=""/>
-            <m:endChr m:val=")"/>
-            <m:grow/>
-          </m:dPr>
+        <m:r>
+          <m:rPr>
+            <m:sty m:val="p"/>
+          </m:rPr>
+          <m:t>(</m:t>
+        </m:r>
+        <m:sSup>
           <m:e>
-            <m:sSup>
-              <m:e>
-                <m:r>
-                  <m:t>270</m:t>
-                </m:r>
-              </m:e>
-              <m:sup>
-                <m:r>
-                  <m:rPr>
-                    <m:sty m:val="p"/>
-                  </m:rPr>
-                  <m:t>∘</m:t>
-                </m:r>
-              </m:sup>
-            </m:sSup>
+            <m:r>
+              <m:t>270</m:t>
+            </m:r>
           </m:e>
-        </m:d>
+          <m:sup>
+            <m:r>
+              <m:rPr>
+                <m:sty m:val="p"/>
+              </m:rPr>
+              <m:t>∘</m:t>
+            </m:r>
+          </m:sup>
+        </m:sSup>
+        <m:r>
+          <m:rPr>
+            <m:sty m:val="p"/>
+          </m:rPr>
+          <m:t>)</m:t>
+        </m:r>
         <m:r>
           <m:rPr>
             <m:sty m:val="p"/>
@@ -6253,7 +6377,7 @@
         <w:t xml:space="preserve">.</w:t>
       </w:r>
     </w:p>
-    <w:bookmarkStart w:id="63" w:name="table-of-common-angles"/>
+    <w:bookmarkStart w:id="52" w:name="table-of-common-angles"/>
     <w:p>
       <w:pPr>
         <w:pStyle w:val="Heading2"/>
@@ -6530,19 +6654,21 @@
                 </m:rPr>
                 <m:t>sin</m:t>
               </m:r>
-              <m:d>
-                <m:dPr>
-                  <m:begChr m:val="("/>
-                  <m:sepChr m:val=""/>
-                  <m:endChr m:val=")"/>
-                  <m:grow/>
-                </m:dPr>
-                <m:e>
-                  <m:r>
-                    <m:t>θ</m:t>
-                  </m:r>
-                </m:e>
-              </m:d>
+              <m:r>
+                <m:rPr>
+                  <m:sty m:val="p"/>
+                </m:rPr>
+                <m:t>(</m:t>
+              </m:r>
+              <m:r>
+                <m:t>θ</m:t>
+              </m:r>
+              <m:r>
+                <m:rPr>
+                  <m:sty m:val="p"/>
+                </m:rPr>
+                <m:t>)</m:t>
+              </m:r>
             </m:oMath>
           </w:p>
         </w:tc>
@@ -6718,19 +6844,21 @@
                 </m:rPr>
                 <m:t>cos</m:t>
               </m:r>
-              <m:d>
-                <m:dPr>
-                  <m:begChr m:val="("/>
-                  <m:sepChr m:val=""/>
-                  <m:endChr m:val=")"/>
-                  <m:grow/>
-                </m:dPr>
-                <m:e>
-                  <m:r>
-                    <m:t>θ</m:t>
-                  </m:r>
-                </m:e>
-              </m:d>
+              <m:r>
+                <m:rPr>
+                  <m:sty m:val="p"/>
+                </m:rPr>
+                <m:t>(</m:t>
+              </m:r>
+              <m:r>
+                <m:t>θ</m:t>
+              </m:r>
+              <m:r>
+                <m:rPr>
+                  <m:sty m:val="p"/>
+                </m:rPr>
+                <m:t>)</m:t>
+              </m:r>
             </m:oMath>
           </w:p>
         </w:tc>
@@ -6906,19 +7034,21 @@
                 </m:rPr>
                 <m:t>tan</m:t>
               </m:r>
-              <m:d>
-                <m:dPr>
-                  <m:begChr m:val="("/>
-                  <m:sepChr m:val=""/>
-                  <m:endChr m:val=")"/>
-                  <m:grow/>
-                </m:dPr>
-                <m:e>
-                  <m:r>
-                    <m:t>θ</m:t>
-                  </m:r>
-                </m:e>
-              </m:d>
+              <m:r>
+                <m:rPr>
+                  <m:sty m:val="p"/>
+                </m:rPr>
+                <m:t>(</m:t>
+              </m:r>
+              <m:r>
+                <m:t>θ</m:t>
+              </m:r>
+              <m:r>
+                <m:rPr>
+                  <m:sty m:val="p"/>
+                </m:rPr>
+                <m:t>)</m:t>
+              </m:r>
             </m:oMath>
           </w:p>
         </w:tc>
@@ -7084,7 +7214,7 @@
       <w:tr>
         <w:tc>
           <w:tcPr/>
-          <w:bookmarkStart w:id="62" w:name="fig-6"/>
+          <w:bookmarkStart w:id="51" w:name="fig-6"/>
           <w:p>
             <w:pPr>
               <w:pStyle w:val="Compact"/>
@@ -7095,18 +7225,18 @@
                 <wp:inline>
                   <wp:extent cx="5737171" cy="1905254"/>
                   <wp:effectExtent b="0" l="0" r="0" t="0"/>
-                  <wp:docPr descr="" title="" id="60" name="Picture"/>
+                  <wp:docPr descr="" title="" id="49" name="Picture"/>
                   <a:graphic>
                     <a:graphicData uri="http://schemas.openxmlformats.org/drawingml/2006/picture">
                       <pic:pic>
                         <pic:nvPicPr>
-                          <pic:cNvPr descr="./FiguresPNG/intrototrigd-fig6-1.png" id="61" name="Picture"/>
+                          <pic:cNvPr descr="./FiguresPNG/intrototrigd-fig6-1.png" id="50" name="Picture"/>
                           <pic:cNvPicPr>
                             <a:picLocks noChangeArrowheads="1" noChangeAspect="1"/>
                           </pic:cNvPicPr>
                         </pic:nvPicPr>
                         <pic:blipFill>
-                          <a:blip r:embed="rId59"/>
+                          <a:blip r:embed="rId48"/>
                           <a:stretch>
                             <a:fillRect/>
                           </a:stretch>
@@ -7266,13 +7396,13 @@
               <w:t xml:space="preserve">.</w:t>
             </w:r>
           </w:p>
-          <w:bookmarkEnd w:id="62"/>
+          <w:bookmarkEnd w:id="51"/>
         </w:tc>
       </w:tr>
     </w:tbl>
-    <w:bookmarkEnd w:id="63"/>
-    <w:bookmarkEnd w:id="64"/>
-    <w:bookmarkStart w:id="72" w:name="reciprocals-of-trigonometric-functions"/>
+    <w:bookmarkEnd w:id="52"/>
+    <w:bookmarkEnd w:id="53"/>
+    <w:bookmarkStart w:id="61" w:name="reciprocals-of-trigonometric-functions"/>
     <w:p>
       <w:pPr>
         <w:pStyle w:val="Heading1"/>
@@ -7322,18 +7452,18 @@
                 <wp:inline>
                   <wp:extent cx="152400" cy="152400"/>
                   <wp:effectExtent b="0" l="0" r="0" t="0"/>
-                  <wp:docPr descr="" title="" id="65" name="Picture"/>
+                  <wp:docPr descr="" title="" id="54" name="Picture"/>
                   <a:graphic>
                     <a:graphicData uri="http://schemas.openxmlformats.org/drawingml/2006/picture">
                       <pic:pic>
                         <pic:nvPicPr>
-                          <pic:cNvPr descr="/Applications/quarto/share/formats/docx/note.png" id="66" name="Picture"/>
+                          <pic:cNvPr descr="/Applications/quarto/share/formats/docx/note.png" id="55" name="Picture"/>
                           <pic:cNvPicPr>
                             <a:picLocks noChangeArrowheads="1" noChangeAspect="1"/>
                           </pic:cNvPicPr>
                         </pic:nvPicPr>
                         <pic:blipFill>
-                          <a:blip r:embed="rId26"/>
+                          <a:blip r:embed="rId15"/>
                           <a:stretch>
                             <a:fillRect/>
                           </a:stretch>
@@ -7402,19 +7532,21 @@
                 </m:rPr>
                 <m:t>sin</m:t>
               </m:r>
-              <m:d>
-                <m:dPr>
-                  <m:begChr m:val="("/>
-                  <m:sepChr m:val=""/>
-                  <m:endChr m:val=")"/>
-                  <m:grow/>
-                </m:dPr>
-                <m:e>
-                  <m:r>
-                    <m:t>θ</m:t>
-                  </m:r>
-                </m:e>
-              </m:d>
+              <m:r>
+                <m:rPr>
+                  <m:sty m:val="p"/>
+                </m:rPr>
+                <m:t>(</m:t>
+              </m:r>
+              <m:r>
+                <m:t>θ</m:t>
+              </m:r>
+              <m:r>
+                <m:rPr>
+                  <m:sty m:val="p"/>
+                </m:rPr>
+                <m:t>)</m:t>
+              </m:r>
             </m:oMath>
             <w:r>
               <w:t xml:space="preserve">,</w:t>
@@ -7429,19 +7561,21 @@
                 </m:rPr>
                 <m:t>cos</m:t>
               </m:r>
-              <m:d>
-                <m:dPr>
-                  <m:begChr m:val="("/>
-                  <m:sepChr m:val=""/>
-                  <m:endChr m:val=")"/>
-                  <m:grow/>
-                </m:dPr>
-                <m:e>
-                  <m:r>
-                    <m:t>θ</m:t>
-                  </m:r>
-                </m:e>
-              </m:d>
+              <m:r>
+                <m:rPr>
+                  <m:sty m:val="p"/>
+                </m:rPr>
+                <m:t>(</m:t>
+              </m:r>
+              <m:r>
+                <m:t>θ</m:t>
+              </m:r>
+              <m:r>
+                <m:rPr>
+                  <m:sty m:val="p"/>
+                </m:rPr>
+                <m:t>)</m:t>
+              </m:r>
             </m:oMath>
             <w:r>
               <w:t xml:space="preserve">, and</w:t>
@@ -7456,19 +7590,21 @@
                 </m:rPr>
                 <m:t>tan</m:t>
               </m:r>
-              <m:d>
-                <m:dPr>
-                  <m:begChr m:val="("/>
-                  <m:sepChr m:val=""/>
-                  <m:endChr m:val=")"/>
-                  <m:grow/>
-                </m:dPr>
-                <m:e>
-                  <m:r>
-                    <m:t>θ</m:t>
-                  </m:r>
-                </m:e>
-              </m:d>
+              <m:r>
+                <m:rPr>
+                  <m:sty m:val="p"/>
+                </m:rPr>
+                <m:t>(</m:t>
+              </m:r>
+              <m:r>
+                <m:t>θ</m:t>
+              </m:r>
+              <m:r>
+                <m:rPr>
+                  <m:sty m:val="p"/>
+                </m:rPr>
+                <m:t>)</m:t>
+              </m:r>
             </m:oMath>
             <w:r>
               <w:t xml:space="preserve">, there are three more trigonometric functions known as the</w:t>
@@ -7493,19 +7629,21 @@
                 </m:rPr>
                 <m:t>sec</m:t>
               </m:r>
-              <m:d>
-                <m:dPr>
-                  <m:begChr m:val="("/>
-                  <m:sepChr m:val=""/>
-                  <m:endChr m:val=")"/>
-                  <m:grow/>
-                </m:dPr>
-                <m:e>
-                  <m:r>
-                    <m:t>θ</m:t>
-                  </m:r>
-                </m:e>
-              </m:d>
+              <m:r>
+                <m:rPr>
+                  <m:sty m:val="p"/>
+                </m:rPr>
+                <m:t>(</m:t>
+              </m:r>
+              <m:r>
+                <m:t>θ</m:t>
+              </m:r>
+              <m:r>
+                <m:rPr>
+                  <m:sty m:val="p"/>
+                </m:rPr>
+                <m:t>)</m:t>
+              </m:r>
             </m:oMath>
             <w:r>
               <w:t xml:space="preserve">,</w:t>
@@ -7530,19 +7668,21 @@
                 </m:rPr>
                 <m:t>csc</m:t>
               </m:r>
-              <m:d>
-                <m:dPr>
-                  <m:begChr m:val="("/>
-                  <m:sepChr m:val=""/>
-                  <m:endChr m:val=")"/>
-                  <m:grow/>
-                </m:dPr>
-                <m:e>
-                  <m:r>
-                    <m:t>θ</m:t>
-                  </m:r>
-                </m:e>
-              </m:d>
+              <m:r>
+                <m:rPr>
+                  <m:sty m:val="p"/>
+                </m:rPr>
+                <m:t>(</m:t>
+              </m:r>
+              <m:r>
+                <m:t>θ</m:t>
+              </m:r>
+              <m:r>
+                <m:rPr>
+                  <m:sty m:val="p"/>
+                </m:rPr>
+                <m:t>)</m:t>
+              </m:r>
             </m:oMath>
             <w:r>
               <w:t xml:space="preserve"> </w:t>
@@ -7582,19 +7722,21 @@
                   </m:rPr>
                   <m:t>sec</m:t>
                 </m:r>
-                <m:d>
-                  <m:dPr>
-                    <m:begChr m:val="("/>
-                    <m:sepChr m:val=""/>
-                    <m:endChr m:val=")"/>
-                    <m:grow/>
-                  </m:dPr>
-                  <m:e>
-                    <m:r>
-                      <m:t>θ</m:t>
-                    </m:r>
-                  </m:e>
-                </m:d>
+                <m:r>
+                  <m:rPr>
+                    <m:sty m:val="p"/>
+                  </m:rPr>
+                  <m:t>(</m:t>
+                </m:r>
+                <m:r>
+                  <m:t>θ</m:t>
+                </m:r>
+                <m:r>
+                  <m:rPr>
+                    <m:sty m:val="p"/>
+                  </m:rPr>
+                  <m:t>)</m:t>
+                </m:r>
                 <m:r>
                   <m:rPr>
                     <m:sty m:val="p"/>
@@ -7617,19 +7759,21 @@
                       </m:rPr>
                       <m:t>cos</m:t>
                     </m:r>
-                    <m:d>
-                      <m:dPr>
-                        <m:begChr m:val="("/>
-                        <m:sepChr m:val=""/>
-                        <m:endChr m:val=")"/>
-                        <m:grow/>
-                      </m:dPr>
-                      <m:e>
-                        <m:r>
-                          <m:t>θ</m:t>
-                        </m:r>
-                      </m:e>
-                    </m:d>
+                    <m:r>
+                      <m:rPr>
+                        <m:sty m:val="p"/>
+                      </m:rPr>
+                      <m:t>(</m:t>
+                    </m:r>
+                    <m:r>
+                      <m:t>θ</m:t>
+                    </m:r>
+                    <m:r>
+                      <m:rPr>
+                        <m:sty m:val="p"/>
+                      </m:rPr>
+                      <m:t>)</m:t>
+                    </m:r>
                   </m:den>
                 </m:f>
                 <m:r>
@@ -7641,19 +7785,21 @@
                   </m:rPr>
                   <m:t>csc</m:t>
                 </m:r>
-                <m:d>
-                  <m:dPr>
-                    <m:begChr m:val="("/>
-                    <m:sepChr m:val=""/>
-                    <m:endChr m:val=")"/>
-                    <m:grow/>
-                  </m:dPr>
-                  <m:e>
-                    <m:r>
-                      <m:t>θ</m:t>
-                    </m:r>
-                  </m:e>
-                </m:d>
+                <m:r>
+                  <m:rPr>
+                    <m:sty m:val="p"/>
+                  </m:rPr>
+                  <m:t>(</m:t>
+                </m:r>
+                <m:r>
+                  <m:t>θ</m:t>
+                </m:r>
+                <m:r>
+                  <m:rPr>
+                    <m:sty m:val="p"/>
+                  </m:rPr>
+                  <m:t>)</m:t>
+                </m:r>
                 <m:r>
                   <m:rPr>
                     <m:sty m:val="p"/>
@@ -7676,19 +7822,21 @@
                       </m:rPr>
                       <m:t>sin</m:t>
                     </m:r>
-                    <m:d>
-                      <m:dPr>
-                        <m:begChr m:val="("/>
-                        <m:sepChr m:val=""/>
-                        <m:endChr m:val=")"/>
-                        <m:grow/>
-                      </m:dPr>
-                      <m:e>
-                        <m:r>
-                          <m:t>θ</m:t>
-                        </m:r>
-                      </m:e>
-                    </m:d>
+                    <m:r>
+                      <m:rPr>
+                        <m:sty m:val="p"/>
+                      </m:rPr>
+                      <m:t>(</m:t>
+                    </m:r>
+                    <m:r>
+                      <m:t>θ</m:t>
+                    </m:r>
+                    <m:r>
+                      <m:rPr>
+                        <m:sty m:val="p"/>
+                      </m:rPr>
+                      <m:t>)</m:t>
+                    </m:r>
                   </m:den>
                 </m:f>
                 <m:r>
@@ -7700,19 +7848,21 @@
                   </m:rPr>
                   <m:t>cot</m:t>
                 </m:r>
-                <m:d>
-                  <m:dPr>
-                    <m:begChr m:val="("/>
-                    <m:sepChr m:val=""/>
-                    <m:endChr m:val=")"/>
-                    <m:grow/>
-                  </m:dPr>
-                  <m:e>
-                    <m:r>
-                      <m:t>θ</m:t>
-                    </m:r>
-                  </m:e>
-                </m:d>
+                <m:r>
+                  <m:rPr>
+                    <m:sty m:val="p"/>
+                  </m:rPr>
+                  <m:t>(</m:t>
+                </m:r>
+                <m:r>
+                  <m:t>θ</m:t>
+                </m:r>
+                <m:r>
+                  <m:rPr>
+                    <m:sty m:val="p"/>
+                  </m:rPr>
+                  <m:t>)</m:t>
+                </m:r>
                 <m:r>
                   <m:rPr>
                     <m:sty m:val="p"/>
@@ -7735,19 +7885,21 @@
                       </m:rPr>
                       <m:t>tan</m:t>
                     </m:r>
-                    <m:d>
-                      <m:dPr>
-                        <m:begChr m:val="("/>
-                        <m:sepChr m:val=""/>
-                        <m:endChr m:val=")"/>
-                        <m:grow/>
-                      </m:dPr>
-                      <m:e>
-                        <m:r>
-                          <m:t>θ</m:t>
-                        </m:r>
-                      </m:e>
-                    </m:d>
+                    <m:r>
+                      <m:rPr>
+                        <m:sty m:val="p"/>
+                      </m:rPr>
+                      <m:t>(</m:t>
+                    </m:r>
+                    <m:r>
+                      <m:t>θ</m:t>
+                    </m:r>
+                    <m:r>
+                      <m:rPr>
+                        <m:sty m:val="p"/>
+                      </m:rPr>
+                      <m:t>)</m:t>
+                    </m:r>
                   </m:den>
                 </m:f>
               </m:oMath>
@@ -7770,19 +7922,21 @@
                 </m:rPr>
                 <m:t>tan</m:t>
               </m:r>
-              <m:d>
-                <m:dPr>
-                  <m:begChr m:val="("/>
-                  <m:sepChr m:val=""/>
-                  <m:endChr m:val=")"/>
-                  <m:grow/>
-                </m:dPr>
-                <m:e>
-                  <m:r>
-                    <m:t>θ</m:t>
-                  </m:r>
-                </m:e>
-              </m:d>
+              <m:r>
+                <m:rPr>
+                  <m:sty m:val="p"/>
+                </m:rPr>
+                <m:t>(</m:t>
+              </m:r>
+              <m:r>
+                <m:t>θ</m:t>
+              </m:r>
+              <m:r>
+                <m:rPr>
+                  <m:sty m:val="p"/>
+                </m:rPr>
+                <m:t>)</m:t>
+              </m:r>
               <m:r>
                 <m:rPr>
                   <m:sty m:val="p"/>
@@ -7795,19 +7949,21 @@
                 </m:rPr>
                 <m:t>sin</m:t>
               </m:r>
-              <m:d>
-                <m:dPr>
-                  <m:begChr m:val="("/>
-                  <m:sepChr m:val=""/>
-                  <m:endChr m:val=")"/>
-                  <m:grow/>
-                </m:dPr>
-                <m:e>
-                  <m:r>
-                    <m:t>θ</m:t>
-                  </m:r>
-                </m:e>
-              </m:d>
+              <m:r>
+                <m:rPr>
+                  <m:sty m:val="p"/>
+                </m:rPr>
+                <m:t>(</m:t>
+              </m:r>
+              <m:r>
+                <m:t>θ</m:t>
+              </m:r>
+              <m:r>
+                <m:rPr>
+                  <m:sty m:val="p"/>
+                </m:rPr>
+                <m:t>)</m:t>
+              </m:r>
               <m:r>
                 <m:rPr>
                   <m:sty m:val="p"/>
@@ -7820,19 +7976,21 @@
                 </m:rPr>
                 <m:t>cos</m:t>
               </m:r>
-              <m:d>
-                <m:dPr>
-                  <m:begChr m:val="("/>
-                  <m:sepChr m:val=""/>
-                  <m:endChr m:val=")"/>
-                  <m:grow/>
-                </m:dPr>
-                <m:e>
-                  <m:r>
-                    <m:t>θ</m:t>
-                  </m:r>
-                </m:e>
-              </m:d>
+              <m:r>
+                <m:rPr>
+                  <m:sty m:val="p"/>
+                </m:rPr>
+                <m:t>(</m:t>
+              </m:r>
+              <m:r>
+                <m:t>θ</m:t>
+              </m:r>
+              <m:r>
+                <m:rPr>
+                  <m:sty m:val="p"/>
+                </m:rPr>
+                <m:t>)</m:t>
+              </m:r>
             </m:oMath>
             <w:r>
               <w:t xml:space="preserve">, you can also say that</w:t>
@@ -7853,19 +8011,21 @@
                   </m:rPr>
                   <m:t>cot</m:t>
                 </m:r>
-                <m:d>
-                  <m:dPr>
-                    <m:begChr m:val="("/>
-                    <m:sepChr m:val=""/>
-                    <m:endChr m:val=")"/>
-                    <m:grow/>
-                  </m:dPr>
-                  <m:e>
-                    <m:r>
-                      <m:t>θ</m:t>
-                    </m:r>
-                  </m:e>
-                </m:d>
+                <m:r>
+                  <m:rPr>
+                    <m:sty m:val="p"/>
+                  </m:rPr>
+                  <m:t>(</m:t>
+                </m:r>
+                <m:r>
+                  <m:t>θ</m:t>
+                </m:r>
+                <m:r>
+                  <m:rPr>
+                    <m:sty m:val="p"/>
+                  </m:rPr>
+                  <m:t>)</m:t>
+                </m:r>
                 <m:r>
                   <m:rPr>
                     <m:sty m:val="p"/>
@@ -7883,19 +8043,21 @@
                       </m:rPr>
                       <m:t>cos</m:t>
                     </m:r>
-                    <m:d>
-                      <m:dPr>
-                        <m:begChr m:val="("/>
-                        <m:sepChr m:val=""/>
-                        <m:endChr m:val=")"/>
-                        <m:grow/>
-                      </m:dPr>
-                      <m:e>
-                        <m:r>
-                          <m:t>θ</m:t>
-                        </m:r>
-                      </m:e>
-                    </m:d>
+                    <m:r>
+                      <m:rPr>
+                        <m:sty m:val="p"/>
+                      </m:rPr>
+                      <m:t>(</m:t>
+                    </m:r>
+                    <m:r>
+                      <m:t>θ</m:t>
+                    </m:r>
+                    <m:r>
+                      <m:rPr>
+                        <m:sty m:val="p"/>
+                      </m:rPr>
+                      <m:t>)</m:t>
+                    </m:r>
                   </m:num>
                   <m:den>
                     <m:r>
@@ -7904,19 +8066,21 @@
                       </m:rPr>
                       <m:t>sin</m:t>
                     </m:r>
-                    <m:d>
-                      <m:dPr>
-                        <m:begChr m:val="("/>
-                        <m:sepChr m:val=""/>
-                        <m:endChr m:val=")"/>
-                        <m:grow/>
-                      </m:dPr>
-                      <m:e>
-                        <m:r>
-                          <m:t>θ</m:t>
-                        </m:r>
-                      </m:e>
-                    </m:d>
+                    <m:r>
+                      <m:rPr>
+                        <m:sty m:val="p"/>
+                      </m:rPr>
+                      <m:t>(</m:t>
+                    </m:r>
+                    <m:r>
+                      <m:t>θ</m:t>
+                    </m:r>
+                    <m:r>
+                      <m:rPr>
+                        <m:sty m:val="p"/>
+                      </m:rPr>
+                      <m:t>)</m:t>
+                    </m:r>
                   </m:den>
                 </m:f>
                 <m:r>
@@ -8038,18 +8202,18 @@
                 <wp:inline>
                   <wp:extent cx="152400" cy="152400"/>
                   <wp:effectExtent b="0" l="0" r="0" t="0"/>
-                  <wp:docPr descr="" title="" id="67" name="Picture"/>
+                  <wp:docPr descr="" title="" id="56" name="Picture"/>
                   <a:graphic>
                     <a:graphicData uri="http://schemas.openxmlformats.org/drawingml/2006/picture">
                       <pic:pic>
                         <pic:nvPicPr>
-                          <pic:cNvPr descr="/Applications/quarto/share/formats/docx/note.png" id="68" name="Picture"/>
+                          <pic:cNvPr descr="/Applications/quarto/share/formats/docx/note.png" id="57" name="Picture"/>
                           <pic:cNvPicPr>
                             <a:picLocks noChangeArrowheads="1" noChangeAspect="1"/>
                           </pic:cNvPicPr>
                         </pic:nvPicPr>
                         <pic:blipFill>
-                          <a:blip r:embed="rId26"/>
+                          <a:blip r:embed="rId15"/>
                           <a:stretch>
                             <a:fillRect/>
                           </a:stretch>
@@ -8113,19 +8277,21 @@
                 </m:rPr>
                 <m:t>csc</m:t>
               </m:r>
-              <m:d>
-                <m:dPr>
-                  <m:begChr m:val="("/>
-                  <m:sepChr m:val=""/>
-                  <m:endChr m:val=")"/>
-                  <m:grow/>
-                </m:dPr>
-                <m:e>
-                  <m:r>
-                    <m:t>45</m:t>
-                  </m:r>
-                </m:e>
-              </m:d>
+              <m:r>
+                <m:rPr>
+                  <m:sty m:val="p"/>
+                </m:rPr>
+                <m:t>(</m:t>
+              </m:r>
+              <m:r>
+                <m:t>45</m:t>
+              </m:r>
+              <m:r>
+                <m:rPr>
+                  <m:sty m:val="p"/>
+                </m:rPr>
+                <m:t>)</m:t>
+              </m:r>
               <m:r>
                 <m:rPr>
                   <m:sty m:val="p"/>
@@ -8138,19 +8304,21 @@
                 </m:rPr>
                 <m:t>cot</m:t>
               </m:r>
-              <m:d>
-                <m:dPr>
-                  <m:begChr m:val="("/>
-                  <m:sepChr m:val=""/>
-                  <m:endChr m:val=")"/>
-                  <m:grow/>
-                </m:dPr>
-                <m:e>
-                  <m:r>
-                    <m:t>30</m:t>
-                  </m:r>
-                </m:e>
-              </m:d>
+              <m:r>
+                <m:rPr>
+                  <m:sty m:val="p"/>
+                </m:rPr>
+                <m:t>(</m:t>
+              </m:r>
+              <m:r>
+                <m:t>30</m:t>
+              </m:r>
+              <m:r>
+                <m:rPr>
+                  <m:sty m:val="p"/>
+                </m:rPr>
+                <m:t>)</m:t>
+              </m:r>
               <m:r>
                 <m:rPr>
                   <m:sty m:val="p"/>
@@ -8163,19 +8331,21 @@
                 </m:rPr>
                 <m:t>sec</m:t>
               </m:r>
-              <m:d>
-                <m:dPr>
-                  <m:begChr m:val="("/>
-                  <m:sepChr m:val=""/>
-                  <m:endChr m:val=")"/>
-                  <m:grow/>
-                </m:dPr>
-                <m:e>
-                  <m:r>
-                    <m:t>60</m:t>
-                  </m:r>
-                </m:e>
-              </m:d>
+              <m:r>
+                <m:rPr>
+                  <m:sty m:val="p"/>
+                </m:rPr>
+                <m:t>(</m:t>
+              </m:r>
+              <m:r>
+                <m:t>60</m:t>
+              </m:r>
+              <m:r>
+                <m:rPr>
+                  <m:sty m:val="p"/>
+                </m:rPr>
+                <m:t>)</m:t>
+              </m:r>
             </m:oMath>
             <w:r>
               <w:t xml:space="preserve"> </w:t>
@@ -8253,19 +8423,21 @@
                   </m:rPr>
                   <m:t>csc</m:t>
                 </m:r>
-                <m:d>
-                  <m:dPr>
-                    <m:begChr m:val="("/>
-                    <m:sepChr m:val=""/>
-                    <m:endChr m:val=")"/>
-                    <m:grow/>
-                  </m:dPr>
-                  <m:e>
-                    <m:r>
-                      <m:t>45</m:t>
-                    </m:r>
-                  </m:e>
-                </m:d>
+                <m:r>
+                  <m:rPr>
+                    <m:sty m:val="p"/>
+                  </m:rPr>
+                  <m:t>(</m:t>
+                </m:r>
+                <m:r>
+                  <m:t>45</m:t>
+                </m:r>
+                <m:r>
+                  <m:rPr>
+                    <m:sty m:val="p"/>
+                  </m:rPr>
+                  <m:t>)</m:t>
+                </m:r>
                 <m:r>
                   <m:rPr>
                     <m:sty m:val="p"/>
@@ -8278,19 +8450,21 @@
                   </m:rPr>
                   <m:t>cot</m:t>
                 </m:r>
-                <m:d>
-                  <m:dPr>
-                    <m:begChr m:val="("/>
-                    <m:sepChr m:val=""/>
-                    <m:endChr m:val=")"/>
-                    <m:grow/>
-                  </m:dPr>
-                  <m:e>
-                    <m:r>
-                      <m:t>30</m:t>
-                    </m:r>
-                  </m:e>
-                </m:d>
+                <m:r>
+                  <m:rPr>
+                    <m:sty m:val="p"/>
+                  </m:rPr>
+                  <m:t>(</m:t>
+                </m:r>
+                <m:r>
+                  <m:t>30</m:t>
+                </m:r>
+                <m:r>
+                  <m:rPr>
+                    <m:sty m:val="p"/>
+                  </m:rPr>
+                  <m:t>)</m:t>
+                </m:r>
                 <m:r>
                   <m:rPr>
                     <m:sty m:val="p"/>
@@ -8303,19 +8477,21 @@
                   </m:rPr>
                   <m:t>sec</m:t>
                 </m:r>
-                <m:d>
-                  <m:dPr>
-                    <m:begChr m:val="("/>
-                    <m:sepChr m:val=""/>
-                    <m:endChr m:val=")"/>
-                    <m:grow/>
-                  </m:dPr>
-                  <m:e>
-                    <m:r>
-                      <m:t>60</m:t>
-                    </m:r>
-                  </m:e>
-                </m:d>
+                <m:r>
+                  <m:rPr>
+                    <m:sty m:val="p"/>
+                  </m:rPr>
+                  <m:t>(</m:t>
+                </m:r>
+                <m:r>
+                  <m:t>60</m:t>
+                </m:r>
+                <m:r>
+                  <m:rPr>
+                    <m:sty m:val="p"/>
+                  </m:rPr>
+                  <m:t>)</m:t>
+                </m:r>
                 <m:r>
                   <m:rPr>
                     <m:sty m:val="p"/>
@@ -8338,19 +8514,21 @@
                       </m:rPr>
                       <m:t>sin</m:t>
                     </m:r>
-                    <m:d>
-                      <m:dPr>
-                        <m:begChr m:val="("/>
-                        <m:sepChr m:val=""/>
-                        <m:endChr m:val=")"/>
-                        <m:grow/>
-                      </m:dPr>
-                      <m:e>
-                        <m:r>
-                          <m:t>45</m:t>
-                        </m:r>
-                      </m:e>
-                    </m:d>
+                    <m:r>
+                      <m:rPr>
+                        <m:sty m:val="p"/>
+                      </m:rPr>
+                      <m:t>(</m:t>
+                    </m:r>
+                    <m:r>
+                      <m:t>45</m:t>
+                    </m:r>
+                    <m:r>
+                      <m:rPr>
+                        <m:sty m:val="p"/>
+                      </m:rPr>
+                      <m:t>)</m:t>
+                    </m:r>
                   </m:den>
                 </m:f>
                 <m:r>
@@ -8375,19 +8553,21 @@
                       </m:rPr>
                       <m:t>tan</m:t>
                     </m:r>
-                    <m:d>
-                      <m:dPr>
-                        <m:begChr m:val="("/>
-                        <m:sepChr m:val=""/>
-                        <m:endChr m:val=")"/>
-                        <m:grow/>
-                      </m:dPr>
-                      <m:e>
-                        <m:r>
-                          <m:t>30</m:t>
-                        </m:r>
-                      </m:e>
-                    </m:d>
+                    <m:r>
+                      <m:rPr>
+                        <m:sty m:val="p"/>
+                      </m:rPr>
+                      <m:t>(</m:t>
+                    </m:r>
+                    <m:r>
+                      <m:t>30</m:t>
+                    </m:r>
+                    <m:r>
+                      <m:rPr>
+                        <m:sty m:val="p"/>
+                      </m:rPr>
+                      <m:t>)</m:t>
+                    </m:r>
                   </m:den>
                 </m:f>
                 <m:r>
@@ -8412,19 +8592,21 @@
                       </m:rPr>
                       <m:t>cos</m:t>
                     </m:r>
-                    <m:d>
-                      <m:dPr>
-                        <m:begChr m:val="("/>
-                        <m:sepChr m:val=""/>
-                        <m:endChr m:val=")"/>
-                        <m:grow/>
-                      </m:dPr>
-                      <m:e>
-                        <m:r>
-                          <m:t>60</m:t>
-                        </m:r>
-                      </m:e>
-                    </m:d>
+                    <m:r>
+                      <m:rPr>
+                        <m:sty m:val="p"/>
+                      </m:rPr>
+                      <m:t>(</m:t>
+                    </m:r>
+                    <m:r>
+                      <m:t>60</m:t>
+                    </m:r>
+                    <m:r>
+                      <m:rPr>
+                        <m:sty m:val="p"/>
+                      </m:rPr>
+                      <m:t>)</m:t>
+                    </m:r>
                   </m:den>
                 </m:f>
               </m:oMath>
@@ -8498,18 +8680,18 @@
                 <wp:inline>
                   <wp:extent cx="152400" cy="152400"/>
                   <wp:effectExtent b="0" l="0" r="0" t="0"/>
-                  <wp:docPr descr="" title="" id="69" name="Picture"/>
+                  <wp:docPr descr="" title="" id="58" name="Picture"/>
                   <a:graphic>
                     <a:graphicData uri="http://schemas.openxmlformats.org/drawingml/2006/picture">
                       <pic:pic>
                         <pic:nvPicPr>
-                          <pic:cNvPr descr="/Applications/quarto/share/formats/docx/note.png" id="70" name="Picture"/>
+                          <pic:cNvPr descr="/Applications/quarto/share/formats/docx/note.png" id="59" name="Picture"/>
                           <pic:cNvPicPr>
                             <a:picLocks noChangeArrowheads="1" noChangeAspect="1"/>
                           </pic:cNvPicPr>
                         </pic:nvPicPr>
                         <pic:blipFill>
-                          <a:blip r:embed="rId26"/>
+                          <a:blip r:embed="rId15"/>
                           <a:stretch>
                             <a:fillRect/>
                           </a:stretch>
@@ -8578,38 +8760,42 @@
                     </m:rPr>
                     <m:t>sin</m:t>
                   </m:r>
-                  <m:d>
-                    <m:dPr>
-                      <m:begChr m:val="("/>
-                      <m:sepChr m:val=""/>
-                      <m:endChr m:val=")"/>
-                      <m:grow/>
-                    </m:dPr>
-                    <m:e>
-                      <m:r>
-                        <m:t>θ</m:t>
-                      </m:r>
-                    </m:e>
-                  </m:d>
+                  <m:r>
+                    <m:rPr>
+                      <m:sty m:val="p"/>
+                    </m:rPr>
+                    <m:t>(</m:t>
+                  </m:r>
+                  <m:r>
+                    <m:t>θ</m:t>
+                  </m:r>
+                  <m:r>
+                    <m:rPr>
+                      <m:sty m:val="p"/>
+                    </m:rPr>
+                    <m:t>)</m:t>
+                  </m:r>
                   <m:r>
                     <m:rPr>
                       <m:sty m:val="p"/>
                     </m:rPr>
                     <m:t>cot</m:t>
                   </m:r>
-                  <m:d>
-                    <m:dPr>
-                      <m:begChr m:val="("/>
-                      <m:sepChr m:val=""/>
-                      <m:endChr m:val=")"/>
-                      <m:grow/>
-                    </m:dPr>
-                    <m:e>
-                      <m:r>
-                        <m:t>θ</m:t>
-                      </m:r>
-                    </m:e>
-                  </m:d>
+                  <m:r>
+                    <m:rPr>
+                      <m:sty m:val="p"/>
+                    </m:rPr>
+                    <m:t>(</m:t>
+                  </m:r>
+                  <m:r>
+                    <m:t>θ</m:t>
+                  </m:r>
+                  <m:r>
+                    <m:rPr>
+                      <m:sty m:val="p"/>
+                    </m:rPr>
+                    <m:t>)</m:t>
+                  </m:r>
                   <m:r>
                     <m:rPr>
                       <m:sty m:val="p"/>
@@ -8622,19 +8808,21 @@
                     </m:rPr>
                     <m:t>cos</m:t>
                   </m:r>
-                  <m:d>
-                    <m:dPr>
-                      <m:begChr m:val="("/>
-                      <m:sepChr m:val=""/>
-                      <m:endChr m:val=")"/>
-                      <m:grow/>
-                    </m:dPr>
-                    <m:e>
-                      <m:r>
-                        <m:t>θ</m:t>
-                      </m:r>
-                    </m:e>
-                  </m:d>
+                  <m:r>
+                    <m:rPr>
+                      <m:sty m:val="p"/>
+                    </m:rPr>
+                    <m:t>(</m:t>
+                  </m:r>
+                  <m:r>
+                    <m:t>θ</m:t>
+                  </m:r>
+                  <m:r>
+                    <m:rPr>
+                      <m:sty m:val="p"/>
+                    </m:rPr>
+                    <m:t>)</m:t>
+                  </m:r>
                 </m:num>
                 <m:den>
                   <m:r>
@@ -8646,19 +8834,21 @@
                     </m:rPr>
                     <m:t>cot</m:t>
                   </m:r>
-                  <m:d>
-                    <m:dPr>
-                      <m:begChr m:val="("/>
-                      <m:sepChr m:val=""/>
-                      <m:endChr m:val=")"/>
-                      <m:grow/>
-                    </m:dPr>
-                    <m:e>
-                      <m:r>
-                        <m:t>θ</m:t>
-                      </m:r>
-                    </m:e>
-                  </m:d>
+                  <m:r>
+                    <m:rPr>
+                      <m:sty m:val="p"/>
+                    </m:rPr>
+                    <m:t>(</m:t>
+                  </m:r>
+                  <m:r>
+                    <m:t>θ</m:t>
+                  </m:r>
+                  <m:r>
+                    <m:rPr>
+                      <m:sty m:val="p"/>
+                    </m:rPr>
+                    <m:t>)</m:t>
+                  </m:r>
                 </m:den>
               </m:f>
               <m:r>
@@ -8673,19 +8863,21 @@
                 </m:rPr>
                 <m:t>sin</m:t>
               </m:r>
-              <m:d>
-                <m:dPr>
-                  <m:begChr m:val="("/>
-                  <m:sepChr m:val=""/>
-                  <m:endChr m:val=")"/>
-                  <m:grow/>
-                </m:dPr>
-                <m:e>
-                  <m:r>
-                    <m:t>θ</m:t>
-                  </m:r>
-                </m:e>
-              </m:d>
+              <m:r>
+                <m:rPr>
+                  <m:sty m:val="p"/>
+                </m:rPr>
+                <m:t>(</m:t>
+              </m:r>
+              <m:r>
+                <m:t>θ</m:t>
+              </m:r>
+              <m:r>
+                <m:rPr>
+                  <m:sty m:val="p"/>
+                </m:rPr>
+                <m:t>)</m:t>
+              </m:r>
             </m:oMath>
             <w:r>
               <w:t xml:space="preserve">.</w:t>
@@ -8708,19 +8900,21 @@
                 </m:rPr>
                 <m:t>cot</m:t>
               </m:r>
-              <m:d>
-                <m:dPr>
-                  <m:begChr m:val="("/>
-                  <m:sepChr m:val=""/>
-                  <m:endChr m:val=")"/>
-                  <m:grow/>
-                </m:dPr>
-                <m:e>
-                  <m:r>
-                    <m:t>θ</m:t>
-                  </m:r>
-                </m:e>
-              </m:d>
+              <m:r>
+                <m:rPr>
+                  <m:sty m:val="p"/>
+                </m:rPr>
+                <m:t>(</m:t>
+              </m:r>
+              <m:r>
+                <m:t>θ</m:t>
+              </m:r>
+              <m:r>
+                <m:rPr>
+                  <m:sty m:val="p"/>
+                </m:rPr>
+                <m:t>)</m:t>
+              </m:r>
             </m:oMath>
             <w:r>
               <w:t xml:space="preserve"> </w:t>
@@ -8757,38 +8951,42 @@
                       </m:rPr>
                       <m:t>sin</m:t>
                     </m:r>
-                    <m:d>
-                      <m:dPr>
-                        <m:begChr m:val="("/>
-                        <m:sepChr m:val=""/>
-                        <m:endChr m:val=")"/>
-                        <m:grow/>
-                      </m:dPr>
-                      <m:e>
-                        <m:r>
-                          <m:t>θ</m:t>
-                        </m:r>
-                      </m:e>
-                    </m:d>
+                    <m:r>
+                      <m:rPr>
+                        <m:sty m:val="p"/>
+                      </m:rPr>
+                      <m:t>(</m:t>
+                    </m:r>
+                    <m:r>
+                      <m:t>θ</m:t>
+                    </m:r>
+                    <m:r>
+                      <m:rPr>
+                        <m:sty m:val="p"/>
+                      </m:rPr>
+                      <m:t>)</m:t>
+                    </m:r>
                     <m:r>
                       <m:rPr>
                         <m:sty m:val="p"/>
                       </m:rPr>
                       <m:t>cot</m:t>
                     </m:r>
-                    <m:d>
-                      <m:dPr>
-                        <m:begChr m:val="("/>
-                        <m:sepChr m:val=""/>
-                        <m:endChr m:val=")"/>
-                        <m:grow/>
-                      </m:dPr>
-                      <m:e>
-                        <m:r>
-                          <m:t>θ</m:t>
-                        </m:r>
-                      </m:e>
-                    </m:d>
+                    <m:r>
+                      <m:rPr>
+                        <m:sty m:val="p"/>
+                      </m:rPr>
+                      <m:t>(</m:t>
+                    </m:r>
+                    <m:r>
+                      <m:t>θ</m:t>
+                    </m:r>
+                    <m:r>
+                      <m:rPr>
+                        <m:sty m:val="p"/>
+                      </m:rPr>
+                      <m:t>)</m:t>
+                    </m:r>
                     <m:r>
                       <m:rPr>
                         <m:sty m:val="p"/>
@@ -8801,19 +8999,21 @@
                       </m:rPr>
                       <m:t>cos</m:t>
                     </m:r>
-                    <m:d>
-                      <m:dPr>
-                        <m:begChr m:val="("/>
-                        <m:sepChr m:val=""/>
-                        <m:endChr m:val=")"/>
-                        <m:grow/>
-                      </m:dPr>
-                      <m:e>
-                        <m:r>
-                          <m:t>θ</m:t>
-                        </m:r>
-                      </m:e>
-                    </m:d>
+                    <m:r>
+                      <m:rPr>
+                        <m:sty m:val="p"/>
+                      </m:rPr>
+                      <m:t>(</m:t>
+                    </m:r>
+                    <m:r>
+                      <m:t>θ</m:t>
+                    </m:r>
+                    <m:r>
+                      <m:rPr>
+                        <m:sty m:val="p"/>
+                      </m:rPr>
+                      <m:t>)</m:t>
+                    </m:r>
                   </m:num>
                   <m:den>
                     <m:r>
@@ -8825,19 +9025,21 @@
                       </m:rPr>
                       <m:t>cot</m:t>
                     </m:r>
-                    <m:d>
-                      <m:dPr>
-                        <m:begChr m:val="("/>
-                        <m:sepChr m:val=""/>
-                        <m:endChr m:val=")"/>
-                        <m:grow/>
-                      </m:dPr>
-                      <m:e>
-                        <m:r>
-                          <m:t>θ</m:t>
-                        </m:r>
-                      </m:e>
-                    </m:d>
+                    <m:r>
+                      <m:rPr>
+                        <m:sty m:val="p"/>
+                      </m:rPr>
+                      <m:t>(</m:t>
+                    </m:r>
+                    <m:r>
+                      <m:t>θ</m:t>
+                    </m:r>
+                    <m:r>
+                      <m:rPr>
+                        <m:sty m:val="p"/>
+                      </m:rPr>
+                      <m:t>)</m:t>
+                    </m:r>
                   </m:den>
                 </m:f>
                 <m:r>
@@ -8857,19 +9059,21 @@
                       </m:rPr>
                       <m:t>sin</m:t>
                     </m:r>
-                    <m:d>
-                      <m:dPr>
-                        <m:begChr m:val="("/>
-                        <m:sepChr m:val=""/>
-                        <m:endChr m:val=")"/>
-                        <m:grow/>
-                      </m:dPr>
-                      <m:e>
-                        <m:r>
-                          <m:t>θ</m:t>
-                        </m:r>
-                      </m:e>
-                    </m:d>
+                    <m:r>
+                      <m:rPr>
+                        <m:sty m:val="p"/>
+                      </m:rPr>
+                      <m:t>(</m:t>
+                    </m:r>
+                    <m:r>
+                      <m:t>θ</m:t>
+                    </m:r>
+                    <m:r>
+                      <m:rPr>
+                        <m:sty m:val="p"/>
+                      </m:rPr>
+                      <m:t>)</m:t>
+                    </m:r>
                     <m:f>
                       <m:fPr>
                         <m:type m:val="bar"/>
@@ -8881,19 +9085,21 @@
                           </m:rPr>
                           <m:t>cos</m:t>
                         </m:r>
-                        <m:d>
-                          <m:dPr>
-                            <m:begChr m:val="("/>
-                            <m:sepChr m:val=""/>
-                            <m:endChr m:val=")"/>
-                            <m:grow/>
-                          </m:dPr>
-                          <m:e>
-                            <m:r>
-                              <m:t>θ</m:t>
-                            </m:r>
-                          </m:e>
-                        </m:d>
+                        <m:r>
+                          <m:rPr>
+                            <m:sty m:val="p"/>
+                          </m:rPr>
+                          <m:t>(</m:t>
+                        </m:r>
+                        <m:r>
+                          <m:t>θ</m:t>
+                        </m:r>
+                        <m:r>
+                          <m:rPr>
+                            <m:sty m:val="p"/>
+                          </m:rPr>
+                          <m:t>)</m:t>
+                        </m:r>
                       </m:num>
                       <m:den>
                         <m:r>
@@ -8902,19 +9108,21 @@
                           </m:rPr>
                           <m:t>sin</m:t>
                         </m:r>
-                        <m:d>
-                          <m:dPr>
-                            <m:begChr m:val="("/>
-                            <m:sepChr m:val=""/>
-                            <m:endChr m:val=")"/>
-                            <m:grow/>
-                          </m:dPr>
-                          <m:e>
-                            <m:r>
-                              <m:t>θ</m:t>
-                            </m:r>
-                          </m:e>
-                        </m:d>
+                        <m:r>
+                          <m:rPr>
+                            <m:sty m:val="p"/>
+                          </m:rPr>
+                          <m:t>(</m:t>
+                        </m:r>
+                        <m:r>
+                          <m:t>θ</m:t>
+                        </m:r>
+                        <m:r>
+                          <m:rPr>
+                            <m:sty m:val="p"/>
+                          </m:rPr>
+                          <m:t>)</m:t>
+                        </m:r>
                       </m:den>
                     </m:f>
                     <m:r>
@@ -8929,19 +9137,21 @@
                       </m:rPr>
                       <m:t>cos</m:t>
                     </m:r>
-                    <m:d>
-                      <m:dPr>
-                        <m:begChr m:val="("/>
-                        <m:sepChr m:val=""/>
-                        <m:endChr m:val=")"/>
-                        <m:grow/>
-                      </m:dPr>
-                      <m:e>
-                        <m:r>
-                          <m:t>θ</m:t>
-                        </m:r>
-                      </m:e>
-                    </m:d>
+                    <m:r>
+                      <m:rPr>
+                        <m:sty m:val="p"/>
+                      </m:rPr>
+                      <m:t>(</m:t>
+                    </m:r>
+                    <m:r>
+                      <m:t>θ</m:t>
+                    </m:r>
+                    <m:r>
+                      <m:rPr>
+                        <m:sty m:val="p"/>
+                      </m:rPr>
+                      <m:t>)</m:t>
+                    </m:r>
                   </m:num>
                   <m:den>
                     <m:r>
@@ -8953,19 +9163,21 @@
                       </m:rPr>
                       <m:t>cot</m:t>
                     </m:r>
-                    <m:d>
-                      <m:dPr>
-                        <m:begChr m:val="("/>
-                        <m:sepChr m:val=""/>
-                        <m:endChr m:val=")"/>
-                        <m:grow/>
-                      </m:dPr>
-                      <m:e>
-                        <m:r>
-                          <m:t>θ</m:t>
-                        </m:r>
-                      </m:e>
-                    </m:d>
+                    <m:r>
+                      <m:rPr>
+                        <m:sty m:val="p"/>
+                      </m:rPr>
+                      <m:t>(</m:t>
+                    </m:r>
+                    <m:r>
+                      <m:t>θ</m:t>
+                    </m:r>
+                    <m:r>
+                      <m:rPr>
+                        <m:sty m:val="p"/>
+                      </m:rPr>
+                      <m:t>)</m:t>
+                    </m:r>
                   </m:den>
                 </m:f>
                 <m:r>
@@ -8985,19 +9197,21 @@
                       </m:rPr>
                       <m:t>cos</m:t>
                     </m:r>
-                    <m:d>
-                      <m:dPr>
-                        <m:begChr m:val="("/>
-                        <m:sepChr m:val=""/>
-                        <m:endChr m:val=")"/>
-                        <m:grow/>
-                      </m:dPr>
-                      <m:e>
-                        <m:r>
-                          <m:t>θ</m:t>
-                        </m:r>
-                      </m:e>
-                    </m:d>
+                    <m:r>
+                      <m:rPr>
+                        <m:sty m:val="p"/>
+                      </m:rPr>
+                      <m:t>(</m:t>
+                    </m:r>
+                    <m:r>
+                      <m:t>θ</m:t>
+                    </m:r>
+                    <m:r>
+                      <m:rPr>
+                        <m:sty m:val="p"/>
+                      </m:rPr>
+                      <m:t>)</m:t>
+                    </m:r>
                     <m:r>
                       <m:rPr>
                         <m:sty m:val="p"/>
@@ -9010,19 +9224,21 @@
                       </m:rPr>
                       <m:t>cos</m:t>
                     </m:r>
-                    <m:d>
-                      <m:dPr>
-                        <m:begChr m:val="("/>
-                        <m:sepChr m:val=""/>
-                        <m:endChr m:val=")"/>
-                        <m:grow/>
-                      </m:dPr>
-                      <m:e>
-                        <m:r>
-                          <m:t>θ</m:t>
-                        </m:r>
-                      </m:e>
-                    </m:d>
+                    <m:r>
+                      <m:rPr>
+                        <m:sty m:val="p"/>
+                      </m:rPr>
+                      <m:t>(</m:t>
+                    </m:r>
+                    <m:r>
+                      <m:t>θ</m:t>
+                    </m:r>
+                    <m:r>
+                      <m:rPr>
+                        <m:sty m:val="p"/>
+                      </m:rPr>
+                      <m:t>)</m:t>
+                    </m:r>
                   </m:num>
                   <m:den>
                     <m:r>
@@ -9034,19 +9250,21 @@
                       </m:rPr>
                       <m:t>cot</m:t>
                     </m:r>
-                    <m:d>
-                      <m:dPr>
-                        <m:begChr m:val="("/>
-                        <m:sepChr m:val=""/>
-                        <m:endChr m:val=")"/>
-                        <m:grow/>
-                      </m:dPr>
-                      <m:e>
-                        <m:r>
-                          <m:t>θ</m:t>
-                        </m:r>
-                      </m:e>
-                    </m:d>
+                    <m:r>
+                      <m:rPr>
+                        <m:sty m:val="p"/>
+                      </m:rPr>
+                      <m:t>(</m:t>
+                    </m:r>
+                    <m:r>
+                      <m:t>θ</m:t>
+                    </m:r>
+                    <m:r>
+                      <m:rPr>
+                        <m:sty m:val="p"/>
+                      </m:rPr>
+                      <m:t>)</m:t>
+                    </m:r>
                   </m:den>
                 </m:f>
               </m:oMath>
@@ -9069,19 +9287,21 @@
                 </m:rPr>
                 <m:t>cot</m:t>
               </m:r>
-              <m:d>
-                <m:dPr>
-                  <m:begChr m:val="("/>
-                  <m:sepChr m:val=""/>
-                  <m:endChr m:val=")"/>
-                  <m:grow/>
-                </m:dPr>
-                <m:e>
-                  <m:r>
-                    <m:t>θ</m:t>
-                  </m:r>
-                </m:e>
-              </m:d>
+              <m:r>
+                <m:rPr>
+                  <m:sty m:val="p"/>
+                </m:rPr>
+                <m:t>(</m:t>
+              </m:r>
+              <m:r>
+                <m:t>θ</m:t>
+              </m:r>
+              <m:r>
+                <m:rPr>
+                  <m:sty m:val="p"/>
+                </m:rPr>
+                <m:t>)</m:t>
+              </m:r>
             </m:oMath>
             <w:r>
               <w:t xml:space="preserve"> </w:t>
@@ -9110,19 +9330,21 @@
                       </m:rPr>
                       <m:t>cos</m:t>
                     </m:r>
-                    <m:d>
-                      <m:dPr>
-                        <m:begChr m:val="("/>
-                        <m:sepChr m:val=""/>
-                        <m:endChr m:val=")"/>
-                        <m:grow/>
-                      </m:dPr>
-                      <m:e>
-                        <m:r>
-                          <m:t>θ</m:t>
-                        </m:r>
-                      </m:e>
-                    </m:d>
+                    <m:r>
+                      <m:rPr>
+                        <m:sty m:val="p"/>
+                      </m:rPr>
+                      <m:t>(</m:t>
+                    </m:r>
+                    <m:r>
+                      <m:t>θ</m:t>
+                    </m:r>
+                    <m:r>
+                      <m:rPr>
+                        <m:sty m:val="p"/>
+                      </m:rPr>
+                      <m:t>)</m:t>
+                    </m:r>
                     <m:r>
                       <m:rPr>
                         <m:sty m:val="p"/>
@@ -9135,19 +9357,21 @@
                       </m:rPr>
                       <m:t>cos</m:t>
                     </m:r>
-                    <m:d>
-                      <m:dPr>
-                        <m:begChr m:val="("/>
-                        <m:sepChr m:val=""/>
-                        <m:endChr m:val=")"/>
-                        <m:grow/>
-                      </m:dPr>
-                      <m:e>
-                        <m:r>
-                          <m:t>θ</m:t>
-                        </m:r>
-                      </m:e>
-                    </m:d>
+                    <m:r>
+                      <m:rPr>
+                        <m:sty m:val="p"/>
+                      </m:rPr>
+                      <m:t>(</m:t>
+                    </m:r>
+                    <m:r>
+                      <m:t>θ</m:t>
+                    </m:r>
+                    <m:r>
+                      <m:rPr>
+                        <m:sty m:val="p"/>
+                      </m:rPr>
+                      <m:t>)</m:t>
+                    </m:r>
                   </m:num>
                   <m:den>
                     <m:r>
@@ -9159,19 +9383,21 @@
                       </m:rPr>
                       <m:t>cot</m:t>
                     </m:r>
-                    <m:d>
-                      <m:dPr>
-                        <m:begChr m:val="("/>
-                        <m:sepChr m:val=""/>
-                        <m:endChr m:val=")"/>
-                        <m:grow/>
-                      </m:dPr>
-                      <m:e>
-                        <m:r>
-                          <m:t>θ</m:t>
-                        </m:r>
-                      </m:e>
-                    </m:d>
+                    <m:r>
+                      <m:rPr>
+                        <m:sty m:val="p"/>
+                      </m:rPr>
+                      <m:t>(</m:t>
+                    </m:r>
+                    <m:r>
+                      <m:t>θ</m:t>
+                    </m:r>
+                    <m:r>
+                      <m:rPr>
+                        <m:sty m:val="p"/>
+                      </m:rPr>
+                      <m:t>)</m:t>
+                    </m:r>
                   </m:den>
                 </m:f>
                 <m:r>
@@ -9194,19 +9420,21 @@
                       </m:rPr>
                       <m:t>cos</m:t>
                     </m:r>
-                    <m:d>
-                      <m:dPr>
-                        <m:begChr m:val="("/>
-                        <m:sepChr m:val=""/>
-                        <m:endChr m:val=")"/>
-                        <m:grow/>
-                      </m:dPr>
-                      <m:e>
-                        <m:r>
-                          <m:t>θ</m:t>
-                        </m:r>
-                      </m:e>
-                    </m:d>
+                    <m:r>
+                      <m:rPr>
+                        <m:sty m:val="p"/>
+                      </m:rPr>
+                      <m:t>(</m:t>
+                    </m:r>
+                    <m:r>
+                      <m:t>θ</m:t>
+                    </m:r>
+                    <m:r>
+                      <m:rPr>
+                        <m:sty m:val="p"/>
+                      </m:rPr>
+                      <m:t>)</m:t>
+                    </m:r>
                   </m:num>
                   <m:den>
                     <m:r>
@@ -9223,19 +9451,21 @@
                           </m:rPr>
                           <m:t>cos</m:t>
                         </m:r>
-                        <m:d>
-                          <m:dPr>
-                            <m:begChr m:val="("/>
-                            <m:sepChr m:val=""/>
-                            <m:endChr m:val=")"/>
-                            <m:grow/>
-                          </m:dPr>
-                          <m:e>
-                            <m:r>
-                              <m:t>θ</m:t>
-                            </m:r>
-                          </m:e>
-                        </m:d>
+                        <m:r>
+                          <m:rPr>
+                            <m:sty m:val="p"/>
+                          </m:rPr>
+                          <m:t>(</m:t>
+                        </m:r>
+                        <m:r>
+                          <m:t>θ</m:t>
+                        </m:r>
+                        <m:r>
+                          <m:rPr>
+                            <m:sty m:val="p"/>
+                          </m:rPr>
+                          <m:t>)</m:t>
+                        </m:r>
                       </m:num>
                       <m:den>
                         <m:r>
@@ -9244,19 +9474,21 @@
                           </m:rPr>
                           <m:t>sin</m:t>
                         </m:r>
-                        <m:d>
-                          <m:dPr>
-                            <m:begChr m:val="("/>
-                            <m:sepChr m:val=""/>
-                            <m:endChr m:val=")"/>
-                            <m:grow/>
-                          </m:dPr>
-                          <m:e>
-                            <m:r>
-                              <m:t>θ</m:t>
-                            </m:r>
-                          </m:e>
-                        </m:d>
+                        <m:r>
+                          <m:rPr>
+                            <m:sty m:val="p"/>
+                          </m:rPr>
+                          <m:t>(</m:t>
+                        </m:r>
+                        <m:r>
+                          <m:t>θ</m:t>
+                        </m:r>
+                        <m:r>
+                          <m:rPr>
+                            <m:sty m:val="p"/>
+                          </m:rPr>
+                          <m:t>)</m:t>
+                        </m:r>
                       </m:den>
                     </m:f>
                   </m:den>
@@ -9273,19 +9505,21 @@
                   </m:rPr>
                   <m:t>sin</m:t>
                 </m:r>
-                <m:d>
-                  <m:dPr>
-                    <m:begChr m:val="("/>
-                    <m:sepChr m:val=""/>
-                    <m:endChr m:val=")"/>
-                    <m:grow/>
-                  </m:dPr>
-                  <m:e>
-                    <m:r>
-                      <m:t>θ</m:t>
-                    </m:r>
-                  </m:e>
-                </m:d>
+                <m:r>
+                  <m:rPr>
+                    <m:sty m:val="p"/>
+                  </m:rPr>
+                  <m:t>(</m:t>
+                </m:r>
+                <m:r>
+                  <m:t>θ</m:t>
+                </m:r>
+                <m:r>
+                  <m:rPr>
+                    <m:sty m:val="p"/>
+                  </m:rPr>
+                  <m:t>)</m:t>
+                </m:r>
                 <m:r>
                   <m:rPr>
                     <m:sty m:val="p"/>
@@ -9298,7 +9532,7 @@
         </w:tc>
       </w:tr>
     </w:tbl>
-    <w:bookmarkStart w:id="71" w:name="quick-check-problems"/>
+    <w:bookmarkStart w:id="60" w:name="quick-check-problems"/>
     <w:p>
       <w:pPr>
         <w:pStyle w:val="Heading2"/>
@@ -9327,19 +9561,21 @@
           </m:rPr>
           <m:t>sin</m:t>
         </m:r>
-        <m:d>
-          <m:dPr>
-            <m:begChr m:val="("/>
-            <m:sepChr m:val=""/>
-            <m:endChr m:val=")"/>
-            <m:grow/>
-          </m:dPr>
-          <m:e>
-            <m:r>
-              <m:t>θ</m:t>
-            </m:r>
-          </m:e>
-        </m:d>
+        <m:r>
+          <m:rPr>
+            <m:sty m:val="p"/>
+          </m:rPr>
+          <m:t>(</m:t>
+        </m:r>
+        <m:r>
+          <m:t>θ</m:t>
+        </m:r>
+        <m:r>
+          <m:rPr>
+            <m:sty m:val="p"/>
+          </m:rPr>
+          <m:t>)</m:t>
+        </m:r>
       </m:oMath>
       <w:r>
         <w:t xml:space="preserve"> </w:t>
@@ -9388,19 +9624,21 @@
           </m:rPr>
           <m:t>cos</m:t>
         </m:r>
-        <m:d>
-          <m:dPr>
-            <m:begChr m:val="("/>
-            <m:sepChr m:val=""/>
-            <m:endChr m:val=")"/>
-            <m:grow/>
-          </m:dPr>
-          <m:e>
-            <m:r>
-              <m:t>θ</m:t>
-            </m:r>
-          </m:e>
-        </m:d>
+        <m:r>
+          <m:rPr>
+            <m:sty m:val="p"/>
+          </m:rPr>
+          <m:t>(</m:t>
+        </m:r>
+        <m:r>
+          <m:t>θ</m:t>
+        </m:r>
+        <m:r>
+          <m:rPr>
+            <m:sty m:val="p"/>
+          </m:rPr>
+          <m:t>)</m:t>
+        </m:r>
       </m:oMath>
       <w:r>
         <w:t xml:space="preserve"> </w:t>
@@ -9435,19 +9673,21 @@
           </m:rPr>
           <m:t>tan</m:t>
         </m:r>
-        <m:d>
-          <m:dPr>
-            <m:begChr m:val="("/>
-            <m:sepChr m:val=""/>
-            <m:endChr m:val=")"/>
-            <m:grow/>
-          </m:dPr>
-          <m:e>
-            <m:r>
-              <m:t>θ</m:t>
-            </m:r>
-          </m:e>
-        </m:d>
+        <m:r>
+          <m:rPr>
+            <m:sty m:val="p"/>
+          </m:rPr>
+          <m:t>(</m:t>
+        </m:r>
+        <m:r>
+          <m:t>θ</m:t>
+        </m:r>
+        <m:r>
+          <m:rPr>
+            <m:sty m:val="p"/>
+          </m:rPr>
+          <m:t>)</m:t>
+        </m:r>
         <m:r>
           <m:rPr>
             <m:sty m:val="p"/>
@@ -9512,19 +9752,21 @@
           </m:rPr>
           <m:t>csc</m:t>
         </m:r>
-        <m:d>
-          <m:dPr>
-            <m:begChr m:val="("/>
-            <m:sepChr m:val=""/>
-            <m:endChr m:val=")"/>
-            <m:grow/>
-          </m:dPr>
-          <m:e>
-            <m:r>
-              <m:t>60</m:t>
-            </m:r>
-          </m:e>
-        </m:d>
+        <m:r>
+          <m:rPr>
+            <m:sty m:val="p"/>
+          </m:rPr>
+          <m:t>(</m:t>
+        </m:r>
+        <m:r>
+          <m:t>60</m:t>
+        </m:r>
+        <m:r>
+          <m:rPr>
+            <m:sty m:val="p"/>
+          </m:rPr>
+          <m:t>)</m:t>
+        </m:r>
       </m:oMath>
       <w:r>
         <w:t xml:space="preserve">:</w:t>
@@ -9617,9 +9859,9 @@
         <w:t xml:space="preserve">?</w:t>
       </w:r>
     </w:p>
-    <w:bookmarkEnd w:id="71"/>
-    <w:bookmarkEnd w:id="72"/>
-    <w:bookmarkStart w:id="78" w:name="further-reading"/>
+    <w:bookmarkEnd w:id="60"/>
+    <w:bookmarkEnd w:id="61"/>
+    <w:bookmarkStart w:id="67" w:name="further-reading"/>
     <w:p>
       <w:pPr>
         <w:pStyle w:val="Heading1"/>
@@ -9632,7 +9874,7 @@
       <w:pPr>
         <w:pStyle w:val="FirstParagraph"/>
       </w:pPr>
-      <w:hyperlink r:id="rId73">
+      <w:hyperlink r:id="rId62">
         <w:r>
           <w:rPr>
             <w:rStyle w:val="Hyperlink"/>
@@ -9651,7 +9893,7 @@
       <w:r>
         <w:t xml:space="preserve"> </w:t>
       </w:r>
-      <w:hyperlink r:id="rId74">
+      <w:hyperlink r:id="rId63">
         <w:r>
           <w:rPr>
             <w:rStyle w:val="Hyperlink"/>
@@ -9668,7 +9910,7 @@
       <w:r>
         <w:t xml:space="preserve"> </w:t>
       </w:r>
-      <w:hyperlink r:id="rId75">
+      <w:hyperlink r:id="rId64">
         <w:r>
           <w:rPr>
             <w:rStyle w:val="Hyperlink"/>
@@ -9684,7 +9926,7 @@
       <w:pPr>
         <w:pStyle w:val="BodyText"/>
       </w:pPr>
-      <w:hyperlink r:id="rId20">
+      <w:hyperlink r:id="rId9">
         <w:r>
           <w:rPr>
             <w:rStyle w:val="Hyperlink"/>
@@ -9693,7 +9935,7 @@
         </w:r>
       </w:hyperlink>
     </w:p>
-    <w:bookmarkStart w:id="77" w:name="version-history-and-licensing"/>
+    <w:bookmarkStart w:id="66" w:name="version-history-and-licensing"/>
     <w:p>
       <w:pPr>
         <w:pStyle w:val="Heading2"/>
@@ -9736,7 +9978,7 @@
       <w:pPr>
         <w:pStyle w:val="FirstParagraph"/>
       </w:pPr>
-      <w:hyperlink r:id="rId76">
+      <w:hyperlink r:id="rId65">
         <w:r>
           <w:rPr>
             <w:rStyle w:val="Hyperlink"/>
@@ -9745,8 +9987,8 @@
         </w:r>
       </w:hyperlink>
     </w:p>
-    <w:bookmarkEnd w:id="77"/>
-    <w:bookmarkEnd w:id="78"/>
+    <w:bookmarkEnd w:id="66"/>
+    <w:bookmarkEnd w:id="67"/>
     <w:sectPr>
       <w:pgSz w:h="15840" w:w="12240"/>
       <w:pgMar w:bottom="1440" w:footer="720" w:gutter="0" w:header="720" w:left="1440" w:right="1440" w:top="1440"/>
